--- a/specifications/TMFC023-PartyInteractionManagement/Diagrams/TMFC023_Party_Interaction_Management.docx
+++ b/specifications/TMFC023-PartyInteractionManagement/Diagrams/TMFC023_Party_Interaction_Management.docx
@@ -210,750 +210,6 @@
         <w:t>eTOM Processes, SID Data Entities and Functional Framework Functions</w:t>
       </w:r>
     </w:p>
-    <w:p>
-      <w:pPr>
-        <w:pStyle w:val="Heading2"/>
-      </w:pPr>
-      <w:r>
-        <w:t>eTOM business activities</w:t>
-      </w:r>
-    </w:p>
-    <w:p>
-      <w:r>
-        <w:t>eTOM business activities this ODA Component is responsible for:</w:t>
-      </w:r>
-    </w:p>
-    <w:tbl>
-      <w:tblPr>
-        <w:tblStyle w:val="ScrollTableNormal"/>
-        <w:tblW w:type="auto" w:w="0"/>
-        <w:tblLayout w:type="autofit"/>
-        <w:tblLook w:val="04A0" w:firstRow="1" w:lastRow="0" w:firstColumn="0" w:lastColumn="0" w:noHBand="0" w:noVBand="1"/>
-        <w:tblBorders>
-          <w:top w:val="single" w:sz="4" w:space="0" w:color="999999"/>
-          <w:left w:val="single" w:sz="4" w:space="0" w:color="999999"/>
-          <w:bottom w:val="single" w:sz="4" w:space="0" w:color="999999"/>
-          <w:right w:val="single" w:sz="4" w:space="0" w:color="999999"/>
-          <w:insideH w:val="single" w:sz="4" w:space="0" w:color="999999"/>
-          <w:insideV w:val="single" w:sz="4" w:space="0" w:color="999999"/>
-        </w:tblBorders>
-      </w:tblPr>
-      <w:tblGrid>
-        <w:gridCol w:w="2124"/>
-        <w:gridCol w:w="2124"/>
-        <w:gridCol w:w="2124"/>
-        <w:gridCol w:w="2124"/>
-      </w:tblGrid>
-      <w:tr>
-        <w:trPr>
-          <w:tblHeader/>
-        </w:trPr>
-        <w:tc>
-          <w:tcPr>
-            <w:tcW w:type="dxa" w:w="1404"/>
-          </w:tcPr>
-          <w:p>
-            <w:r/>
-            <w:r>
-              <w:rPr>
-                <w:b/>
-              </w:rPr>
-              <w:t>Identifier</w:t>
-            </w:r>
-          </w:p>
-        </w:tc>
-        <w:tc>
-          <w:tcPr>
-            <w:tcW w:type="dxa" w:w="1123"/>
-          </w:tcPr>
-          <w:p>
-            <w:r/>
-            <w:r>
-              <w:rPr>
-                <w:b/>
-              </w:rPr>
-              <w:t>Level</w:t>
-            </w:r>
-          </w:p>
-        </w:tc>
-        <w:tc>
-          <w:tcPr>
-            <w:tcW w:type="dxa" w:w="3463"/>
-          </w:tcPr>
-          <w:p>
-            <w:r/>
-            <w:r>
-              <w:rPr>
-                <w:b/>
-              </w:rPr>
-              <w:t>Business Activity Name</w:t>
-            </w:r>
-          </w:p>
-        </w:tc>
-        <w:tc>
-          <w:tcPr>
-            <w:tcW w:type="dxa" w:w="3370"/>
-          </w:tcPr>
-          <w:p>
-            <w:r/>
-            <w:r>
-              <w:rPr>
-                <w:b/>
-              </w:rPr>
-              <w:t>Description</w:t>
-            </w:r>
-          </w:p>
-        </w:tc>
-      </w:tr>
-      <w:tr>
-        <w:tc>
-          <w:tcPr>
-            <w:tcW w:type="dxa" w:w="1404"/>
-          </w:tcPr>
-          <w:p>
-            <w:r/>
-            <w:r>
-              <w:t>1.3.5</w:t>
-            </w:r>
-          </w:p>
-        </w:tc>
-        <w:tc>
-          <w:tcPr>
-            <w:tcW w:type="dxa" w:w="1123"/>
-          </w:tcPr>
-          <w:p>
-            <w:r/>
-            <w:r>
-              <w:t>L2</w:t>
-            </w:r>
-          </w:p>
-        </w:tc>
-        <w:tc>
-          <w:tcPr>
-            <w:tcW w:type="dxa" w:w="3463"/>
-          </w:tcPr>
-          <w:p>
-            <w:r/>
-            <w:r>
-              <w:t>Customer Interaction Management</w:t>
-            </w:r>
-          </w:p>
-        </w:tc>
-        <w:tc>
-          <w:tcPr>
-            <w:tcW w:type="dxa" w:w="3370"/>
-          </w:tcPr>
-          <w:p>
-            <w:r/>
-            <w:r>
-              <w:t>Manage interactions between the customer and the enterprise. Interactions can be triggered by the customer or by the enterprise.</w:t>
-            </w:r>
-          </w:p>
-        </w:tc>
-      </w:tr>
-      <w:tr>
-        <w:tc>
-          <w:tcPr>
-            <w:tcW w:type="dxa" w:w="1404"/>
-          </w:tcPr>
-          <w:p>
-            <w:r/>
-            <w:r>
-              <w:t>1.3.5.1</w:t>
-            </w:r>
-          </w:p>
-        </w:tc>
-        <w:tc>
-          <w:tcPr>
-            <w:tcW w:type="dxa" w:w="1123"/>
-          </w:tcPr>
-          <w:p>
-            <w:r/>
-            <w:r>
-              <w:t>L3</w:t>
-            </w:r>
-          </w:p>
-        </w:tc>
-        <w:tc>
-          <w:tcPr>
-            <w:tcW w:type="dxa" w:w="3463"/>
-          </w:tcPr>
-          <w:p>
-            <w:r/>
-            <w:r>
-              <w:t>Create Customer Interaction</w:t>
-            </w:r>
-          </w:p>
-        </w:tc>
-        <w:tc>
-          <w:tcPr>
-            <w:tcW w:type="dxa" w:w="3370"/>
-          </w:tcPr>
-          <w:p>
-            <w:r/>
-            <w:r>
-              <w:t>Create a record that logs the customer interaction.</w:t>
-            </w:r>
-          </w:p>
-        </w:tc>
-      </w:tr>
-      <w:tr>
-        <w:tc>
-          <w:tcPr>
-            <w:tcW w:type="dxa" w:w="1404"/>
-          </w:tcPr>
-          <w:p>
-            <w:r/>
-            <w:r>
-              <w:t>1.3.5.2</w:t>
-            </w:r>
-          </w:p>
-        </w:tc>
-        <w:tc>
-          <w:tcPr>
-            <w:tcW w:type="dxa" w:w="1123"/>
-          </w:tcPr>
-          <w:p>
-            <w:r/>
-            <w:r>
-              <w:t>L3</w:t>
-            </w:r>
-          </w:p>
-        </w:tc>
-        <w:tc>
-          <w:tcPr>
-            <w:tcW w:type="dxa" w:w="3463"/>
-          </w:tcPr>
-          <w:p>
-            <w:r/>
-            <w:r>
-              <w:t>Update Customer Interaction</w:t>
-            </w:r>
-          </w:p>
-        </w:tc>
-        <w:tc>
-          <w:tcPr>
-            <w:tcW w:type="dxa" w:w="3370"/>
-          </w:tcPr>
-          <w:p>
-            <w:r/>
-            <w:r>
-              <w:t>Update the customer interaction.</w:t>
-            </w:r>
-          </w:p>
-        </w:tc>
-      </w:tr>
-      <w:tr>
-        <w:tc>
-          <w:tcPr>
-            <w:tcW w:type="dxa" w:w="1404"/>
-          </w:tcPr>
-          <w:p>
-            <w:r/>
-            <w:r>
-              <w:t>1.3.5.3</w:t>
-            </w:r>
-          </w:p>
-        </w:tc>
-        <w:tc>
-          <w:tcPr>
-            <w:tcW w:type="dxa" w:w="1123"/>
-          </w:tcPr>
-          <w:p>
-            <w:r/>
-            <w:r>
-              <w:t>L3</w:t>
-            </w:r>
-          </w:p>
-        </w:tc>
-        <w:tc>
-          <w:tcPr>
-            <w:tcW w:type="dxa" w:w="3463"/>
-          </w:tcPr>
-          <w:p>
-            <w:r/>
-            <w:r>
-              <w:t>Close Customer Interaction</w:t>
-            </w:r>
-          </w:p>
-        </w:tc>
-        <w:tc>
-          <w:tcPr>
-            <w:tcW w:type="dxa" w:w="3370"/>
-          </w:tcPr>
-          <w:p>
-            <w:r/>
-            <w:r>
-              <w:t>Close the customer interaction.</w:t>
-            </w:r>
-          </w:p>
-        </w:tc>
-      </w:tr>
-      <w:tr>
-        <w:tc>
-          <w:tcPr>
-            <w:tcW w:type="dxa" w:w="1404"/>
-          </w:tcPr>
-          <w:p>
-            <w:r/>
-            <w:r>
-              <w:t>1.3.5.4</w:t>
-            </w:r>
-          </w:p>
-        </w:tc>
-        <w:tc>
-          <w:tcPr>
-            <w:tcW w:type="dxa" w:w="1123"/>
-          </w:tcPr>
-          <w:p>
-            <w:r/>
-            <w:r>
-              <w:t>L3</w:t>
-            </w:r>
-          </w:p>
-        </w:tc>
-        <w:tc>
-          <w:tcPr>
-            <w:tcW w:type="dxa" w:w="3463"/>
-          </w:tcPr>
-          <w:p>
-            <w:r/>
-            <w:r>
-              <w:t>Log Customer Interaction</w:t>
-            </w:r>
-          </w:p>
-        </w:tc>
-        <w:tc>
-          <w:tcPr>
-            <w:tcW w:type="dxa" w:w="3370"/>
-          </w:tcPr>
-          <w:p>
-            <w:r/>
-            <w:r>
-              <w:t>Record and maintain all information about the customer interaction.</w:t>
-            </w:r>
-          </w:p>
-        </w:tc>
-      </w:tr>
-      <w:tr>
-        <w:tc>
-          <w:tcPr>
-            <w:tcW w:type="dxa" w:w="1404"/>
-          </w:tcPr>
-          <w:p>
-            <w:r/>
-            <w:r>
-              <w:t>1.3.5.6</w:t>
-            </w:r>
-          </w:p>
-        </w:tc>
-        <w:tc>
-          <w:tcPr>
-            <w:tcW w:type="dxa" w:w="1123"/>
-          </w:tcPr>
-          <w:p>
-            <w:r/>
-            <w:r>
-              <w:t>L3</w:t>
-            </w:r>
-          </w:p>
-        </w:tc>
-        <w:tc>
-          <w:tcPr>
-            <w:tcW w:type="dxa" w:w="3463"/>
-          </w:tcPr>
-          <w:p>
-            <w:r/>
-            <w:r>
-              <w:t>Track and Manage Customer Interaction</w:t>
-            </w:r>
-          </w:p>
-        </w:tc>
-        <w:tc>
-          <w:tcPr>
-            <w:tcW w:type="dxa" w:w="3370"/>
-          </w:tcPr>
-          <w:p>
-            <w:r/>
-            <w:r>
-              <w:t>Ensure that Customer Interactions are managed and tracked efficiently.</w:t>
-            </w:r>
-          </w:p>
-        </w:tc>
-      </w:tr>
-      <w:tr>
-        <w:tc>
-          <w:tcPr>
-            <w:tcW w:type="dxa" w:w="1404"/>
-          </w:tcPr>
-          <w:p>
-            <w:r/>
-            <w:r>
-              <w:t>1.3.5.7</w:t>
-            </w:r>
-          </w:p>
-        </w:tc>
-        <w:tc>
-          <w:tcPr>
-            <w:tcW w:type="dxa" w:w="1123"/>
-          </w:tcPr>
-          <w:p>
-            <w:r/>
-            <w:r>
-              <w:t>L3</w:t>
-            </w:r>
-          </w:p>
-        </w:tc>
-        <w:tc>
-          <w:tcPr>
-            <w:tcW w:type="dxa" w:w="3463"/>
-          </w:tcPr>
-          <w:p>
-            <w:r/>
-            <w:r>
-              <w:t>Report Customer interaction</w:t>
-            </w:r>
-          </w:p>
-        </w:tc>
-        <w:tc>
-          <w:tcPr>
-            <w:tcW w:type="dxa" w:w="3370"/>
-          </w:tcPr>
-          <w:p>
-            <w:r/>
-            <w:r>
-              <w:t>Monitor the status of a customer interaction.</w:t>
-            </w:r>
-          </w:p>
-        </w:tc>
-      </w:tr>
-      <w:tr>
-        <w:tc>
-          <w:tcPr>
-            <w:tcW w:type="dxa" w:w="1404"/>
-          </w:tcPr>
-          <w:p>
-            <w:r/>
-            <w:r>
-              <w:t>1.6.9</w:t>
-            </w:r>
-          </w:p>
-        </w:tc>
-        <w:tc>
-          <w:tcPr>
-            <w:tcW w:type="dxa" w:w="1123"/>
-          </w:tcPr>
-          <w:p>
-            <w:r/>
-            <w:r>
-              <w:t>L2</w:t>
-            </w:r>
-          </w:p>
-        </w:tc>
-        <w:tc>
-          <w:tcPr>
-            <w:tcW w:type="dxa" w:w="3463"/>
-          </w:tcPr>
-          <w:p>
-            <w:r/>
-            <w:r>
-              <w:t>Business Partner Interaction Management</w:t>
-            </w:r>
-          </w:p>
-        </w:tc>
-        <w:tc>
-          <w:tcPr>
-            <w:tcW w:type="dxa" w:w="3370"/>
-          </w:tcPr>
-          <w:p>
-            <w:r/>
-            <w:r>
-              <w:t>Manage interactions between parties and the enterprise. Interactions can be triggered by the enterprise (as a result of a query or complaint) or by a Business Partner (for example sending bills or other notifications.)</w:t>
-            </w:r>
-          </w:p>
-        </w:tc>
-      </w:tr>
-      <w:tr>
-        <w:tc>
-          <w:tcPr>
-            <w:tcW w:type="dxa" w:w="1404"/>
-          </w:tcPr>
-          <w:p>
-            <w:r/>
-            <w:r>
-              <w:t>1.6.9.1</w:t>
-            </w:r>
-          </w:p>
-        </w:tc>
-        <w:tc>
-          <w:tcPr>
-            <w:tcW w:type="dxa" w:w="1123"/>
-          </w:tcPr>
-          <w:p>
-            <w:r/>
-            <w:r>
-              <w:t>L3</w:t>
-            </w:r>
-          </w:p>
-        </w:tc>
-        <w:tc>
-          <w:tcPr>
-            <w:tcW w:type="dxa" w:w="3463"/>
-          </w:tcPr>
-          <w:p>
-            <w:r/>
-            <w:r>
-              <w:t>Log Business Partner Interaction</w:t>
-            </w:r>
-          </w:p>
-        </w:tc>
-        <w:tc>
-          <w:tcPr>
-            <w:tcW w:type="dxa" w:w="3370"/>
-          </w:tcPr>
-          <w:p>
-            <w:r/>
-            <w:r>
-              <w:t>Record and maintain all information about the Business Partner interaction.</w:t>
-            </w:r>
-          </w:p>
-        </w:tc>
-      </w:tr>
-      <w:tr>
-        <w:tc>
-          <w:tcPr>
-            <w:tcW w:type="dxa" w:w="1404"/>
-          </w:tcPr>
-          <w:p>
-            <w:r/>
-            <w:r>
-              <w:t>1.6.9.3</w:t>
-            </w:r>
-          </w:p>
-        </w:tc>
-        <w:tc>
-          <w:tcPr>
-            <w:tcW w:type="dxa" w:w="1123"/>
-          </w:tcPr>
-          <w:p>
-            <w:r/>
-            <w:r>
-              <w:t>L3</w:t>
-            </w:r>
-          </w:p>
-        </w:tc>
-        <w:tc>
-          <w:tcPr>
-            <w:tcW w:type="dxa" w:w="3463"/>
-          </w:tcPr>
-          <w:p>
-            <w:r/>
-            <w:r>
-              <w:t>Track and Manage Business Partner Interaction</w:t>
-            </w:r>
-          </w:p>
-        </w:tc>
-        <w:tc>
-          <w:tcPr>
-            <w:tcW w:type="dxa" w:w="3370"/>
-          </w:tcPr>
-          <w:p>
-            <w:r/>
-            <w:r>
-              <w:t>Ensure that Business Partner Interactions are managed and tracked efficiently to meet the Business Partner interaction policies and SLA requirements.</w:t>
-            </w:r>
-          </w:p>
-        </w:tc>
-      </w:tr>
-      <w:tr>
-        <w:tc>
-          <w:tcPr>
-            <w:tcW w:type="dxa" w:w="1404"/>
-          </w:tcPr>
-          <w:p>
-            <w:r/>
-            <w:r>
-              <w:t>1.6.9.5</w:t>
-            </w:r>
-          </w:p>
-        </w:tc>
-        <w:tc>
-          <w:tcPr>
-            <w:tcW w:type="dxa" w:w="1123"/>
-          </w:tcPr>
-          <w:p>
-            <w:r/>
-            <w:r>
-              <w:t>L3</w:t>
-            </w:r>
-          </w:p>
-        </w:tc>
-        <w:tc>
-          <w:tcPr>
-            <w:tcW w:type="dxa" w:w="3463"/>
-          </w:tcPr>
-          <w:p>
-            <w:r/>
-            <w:r>
-              <w:t>Analyze &amp; Report Business Partner Interactions</w:t>
-            </w:r>
-          </w:p>
-        </w:tc>
-        <w:tc>
-          <w:tcPr>
-            <w:tcW w:type="dxa" w:w="3370"/>
-          </w:tcPr>
-          <w:p>
-            <w:r/>
-            <w:r>
-              <w:t>Perform all required analysis on closed requests and on Business Partner contacts and generate related reports.</w:t>
-            </w:r>
-          </w:p>
-        </w:tc>
-      </w:tr>
-    </w:tbl>
-    <w:p/>
-    <w:p>
-      <w:pPr>
-        <w:pStyle w:val="Heading2"/>
-      </w:pPr>
-      <w:r>
-        <w:t>SID ABEs</w:t>
-      </w:r>
-    </w:p>
-    <w:p>
-      <w:r>
-        <w:t>SID ABEs this ODA Component is responsible for:</w:t>
-      </w:r>
-    </w:p>
-    <w:tbl>
-      <w:tblPr>
-        <w:tblStyle w:val="ScrollTableNormal"/>
-        <w:tblW w:type="auto" w:w="0"/>
-        <w:tblLayout w:type="autofit"/>
-        <w:tblLook w:val="04A0" w:firstRow="1" w:lastRow="0" w:firstColumn="0" w:lastColumn="0" w:noHBand="0" w:noVBand="1"/>
-        <w:tblBorders>
-          <w:top w:val="single" w:sz="4" w:space="0" w:color="999999"/>
-          <w:left w:val="single" w:sz="4" w:space="0" w:color="999999"/>
-          <w:bottom w:val="single" w:sz="4" w:space="0" w:color="999999"/>
-          <w:right w:val="single" w:sz="4" w:space="0" w:color="999999"/>
-          <w:insideH w:val="single" w:sz="4" w:space="0" w:color="999999"/>
-          <w:insideV w:val="single" w:sz="4" w:space="0" w:color="999999"/>
-        </w:tblBorders>
-      </w:tblPr>
-      <w:tblGrid>
-        <w:gridCol w:w="2124"/>
-        <w:gridCol w:w="2124"/>
-        <w:gridCol w:w="2124"/>
-        <w:gridCol w:w="2124"/>
-      </w:tblGrid>
-      <w:tr>
-        <w:trPr>
-          <w:tblHeader/>
-        </w:trPr>
-        <w:tc>
-          <w:tcPr>
-            <w:tcW w:type="dxa" w:w="2059"/>
-          </w:tcPr>
-          <w:p>
-            <w:r/>
-            <w:r>
-              <w:rPr>
-                <w:b/>
-              </w:rPr>
-              <w:t>SID ABE Level 1</w:t>
-            </w:r>
-          </w:p>
-        </w:tc>
-        <w:tc>
-          <w:tcPr>
-            <w:tcW w:type="dxa" w:w="2340"/>
-          </w:tcPr>
-          <w:p>
-            <w:r/>
-            <w:r>
-              <w:rPr>
-                <w:b/>
-              </w:rPr>
-              <w:t>SID ABE Level 2 (or set of BEs)</w:t>
-            </w:r>
-          </w:p>
-        </w:tc>
-        <w:tc>
-          <w:tcPr>
-            <w:tcW w:type="dxa" w:w="2808"/>
-          </w:tcPr>
-          <w:p>
-            <w:r/>
-            <w:r>
-              <w:rPr>
-                <w:b/>
-              </w:rPr>
-              <w:t>SID ABE L1 Definition</w:t>
-            </w:r>
-          </w:p>
-        </w:tc>
-        <w:tc>
-          <w:tcPr>
-            <w:tcW w:type="dxa" w:w="2153"/>
-          </w:tcPr>
-          <w:p>
-            <w:r/>
-            <w:r>
-              <w:rPr>
-                <w:b/>
-              </w:rPr>
-              <w:t>SID ABE L2 Definition</w:t>
-            </w:r>
-          </w:p>
-        </w:tc>
-      </w:tr>
-      <w:tr>
-        <w:tc>
-          <w:tcPr>
-            <w:tcW w:type="dxa" w:w="2059"/>
-          </w:tcPr>
-          <w:p>
-            <w:r/>
-            <w:r>
-              <w:t>Communication Interaction</w:t>
-            </w:r>
-          </w:p>
-        </w:tc>
-        <w:tc>
-          <w:tcPr>
-            <w:tcW w:type="dxa" w:w="2340"/>
-          </w:tcPr>
-          <w:p>
-            <w:r/>
-            <w:r/>
-          </w:p>
-        </w:tc>
-        <w:tc>
-          <w:tcPr>
-            <w:tcW w:type="dxa" w:w="2808"/>
-          </w:tcPr>
-          <w:p>
-            <w:r/>
-            <w:r>
-              <w:t>The Communication Interaction ABE contains all entities needed for specifying a CommunicationInteraction describing an exchange of information during a communication between two or more human(s) and/or machine(s) during a period of time. CommunicationInteraction might concern Parties playing a role of Customer, Supplier… or even Resource, therefore the ABE « Communication Interaction ABE » is located in « Shared Domain ».</w:t>
-            </w:r>
-          </w:p>
-        </w:tc>
-        <w:tc>
-          <w:tcPr>
-            <w:tcW w:type="dxa" w:w="2153"/>
-          </w:tcPr>
-          <w:p>
-            <w:r/>
-            <w:r>
-              <w:t>*(no description available)*</w:t>
-            </w:r>
-          </w:p>
-        </w:tc>
-      </w:tr>
-    </w:tbl>
-    <w:p/>
     <w:p>
       <w:pPr>
         <w:pStyle w:val="Heading2"/>
@@ -1011,6 +267,750 @@
         <w:pStyle w:val="Heading2"/>
       </w:pPr>
       <w:r>
+        <w:t>eTOM business activities</w:t>
+      </w:r>
+    </w:p>
+    <w:p>
+      <w:r>
+        <w:t>eTOM business activities this ODA Component is responsible for:</w:t>
+      </w:r>
+    </w:p>
+    <w:tbl>
+      <w:tblPr>
+        <w:tblStyle w:val="ScrollTableNormal"/>
+        <w:tblW w:type="auto" w:w="0"/>
+        <w:tblLayout w:type="autofit"/>
+        <w:tblLook w:val="04A0" w:firstRow="1" w:lastRow="0" w:firstColumn="0" w:lastColumn="0" w:noHBand="0" w:noVBand="1"/>
+        <w:tblBorders>
+          <w:top w:val="single" w:sz="4" w:space="0" w:color="999999"/>
+          <w:left w:val="single" w:sz="4" w:space="0" w:color="999999"/>
+          <w:bottom w:val="single" w:sz="4" w:space="0" w:color="999999"/>
+          <w:right w:val="single" w:sz="4" w:space="0" w:color="999999"/>
+          <w:insideH w:val="single" w:sz="4" w:space="0" w:color="999999"/>
+          <w:insideV w:val="single" w:sz="4" w:space="0" w:color="999999"/>
+        </w:tblBorders>
+      </w:tblPr>
+      <w:tblGrid>
+        <w:gridCol w:w="2124"/>
+        <w:gridCol w:w="2124"/>
+        <w:gridCol w:w="2124"/>
+        <w:gridCol w:w="2124"/>
+      </w:tblGrid>
+      <w:tr>
+        <w:trPr>
+          <w:tblHeader/>
+        </w:trPr>
+        <w:tc>
+          <w:tcPr>
+            <w:tcW w:type="dxa" w:w="1404"/>
+          </w:tcPr>
+          <w:p>
+            <w:r/>
+            <w:r>
+              <w:rPr>
+                <w:b/>
+              </w:rPr>
+              <w:t>Identifier</w:t>
+            </w:r>
+          </w:p>
+        </w:tc>
+        <w:tc>
+          <w:tcPr>
+            <w:tcW w:type="dxa" w:w="1123"/>
+          </w:tcPr>
+          <w:p>
+            <w:r/>
+            <w:r>
+              <w:rPr>
+                <w:b/>
+              </w:rPr>
+              <w:t>Level</w:t>
+            </w:r>
+          </w:p>
+        </w:tc>
+        <w:tc>
+          <w:tcPr>
+            <w:tcW w:type="dxa" w:w="3463"/>
+          </w:tcPr>
+          <w:p>
+            <w:r/>
+            <w:r>
+              <w:rPr>
+                <w:b/>
+              </w:rPr>
+              <w:t>Business Activity Name</w:t>
+            </w:r>
+          </w:p>
+        </w:tc>
+        <w:tc>
+          <w:tcPr>
+            <w:tcW w:type="dxa" w:w="3370"/>
+          </w:tcPr>
+          <w:p>
+            <w:r/>
+            <w:r>
+              <w:rPr>
+                <w:b/>
+              </w:rPr>
+              <w:t>Description</w:t>
+            </w:r>
+          </w:p>
+        </w:tc>
+      </w:tr>
+      <w:tr>
+        <w:tc>
+          <w:tcPr>
+            <w:tcW w:type="dxa" w:w="1404"/>
+          </w:tcPr>
+          <w:p>
+            <w:r/>
+            <w:r>
+              <w:t>1.3.5</w:t>
+            </w:r>
+          </w:p>
+        </w:tc>
+        <w:tc>
+          <w:tcPr>
+            <w:tcW w:type="dxa" w:w="1123"/>
+          </w:tcPr>
+          <w:p>
+            <w:r/>
+            <w:r>
+              <w:t>L2</w:t>
+            </w:r>
+          </w:p>
+        </w:tc>
+        <w:tc>
+          <w:tcPr>
+            <w:tcW w:type="dxa" w:w="3463"/>
+          </w:tcPr>
+          <w:p>
+            <w:r/>
+            <w:r>
+              <w:t>Customer Interaction Management</w:t>
+            </w:r>
+          </w:p>
+        </w:tc>
+        <w:tc>
+          <w:tcPr>
+            <w:tcW w:type="dxa" w:w="3370"/>
+          </w:tcPr>
+          <w:p>
+            <w:r/>
+            <w:r>
+              <w:t>Manage interactions between the customer and the enterprise. Interactions can be triggered by the customer or by the enterprise.</w:t>
+            </w:r>
+          </w:p>
+        </w:tc>
+      </w:tr>
+      <w:tr>
+        <w:tc>
+          <w:tcPr>
+            <w:tcW w:type="dxa" w:w="1404"/>
+          </w:tcPr>
+          <w:p>
+            <w:r/>
+            <w:r>
+              <w:t>1.3.5.1</w:t>
+            </w:r>
+          </w:p>
+        </w:tc>
+        <w:tc>
+          <w:tcPr>
+            <w:tcW w:type="dxa" w:w="1123"/>
+          </w:tcPr>
+          <w:p>
+            <w:r/>
+            <w:r>
+              <w:t>L3</w:t>
+            </w:r>
+          </w:p>
+        </w:tc>
+        <w:tc>
+          <w:tcPr>
+            <w:tcW w:type="dxa" w:w="3463"/>
+          </w:tcPr>
+          <w:p>
+            <w:r/>
+            <w:r>
+              <w:t>Create Customer Interaction</w:t>
+            </w:r>
+          </w:p>
+        </w:tc>
+        <w:tc>
+          <w:tcPr>
+            <w:tcW w:type="dxa" w:w="3370"/>
+          </w:tcPr>
+          <w:p>
+            <w:r/>
+            <w:r>
+              <w:t>Create a record that logs the customer interaction.</w:t>
+            </w:r>
+          </w:p>
+        </w:tc>
+      </w:tr>
+      <w:tr>
+        <w:tc>
+          <w:tcPr>
+            <w:tcW w:type="dxa" w:w="1404"/>
+          </w:tcPr>
+          <w:p>
+            <w:r/>
+            <w:r>
+              <w:t>1.3.5.2</w:t>
+            </w:r>
+          </w:p>
+        </w:tc>
+        <w:tc>
+          <w:tcPr>
+            <w:tcW w:type="dxa" w:w="1123"/>
+          </w:tcPr>
+          <w:p>
+            <w:r/>
+            <w:r>
+              <w:t>L3</w:t>
+            </w:r>
+          </w:p>
+        </w:tc>
+        <w:tc>
+          <w:tcPr>
+            <w:tcW w:type="dxa" w:w="3463"/>
+          </w:tcPr>
+          <w:p>
+            <w:r/>
+            <w:r>
+              <w:t>Update Customer Interaction</w:t>
+            </w:r>
+          </w:p>
+        </w:tc>
+        <w:tc>
+          <w:tcPr>
+            <w:tcW w:type="dxa" w:w="3370"/>
+          </w:tcPr>
+          <w:p>
+            <w:r/>
+            <w:r>
+              <w:t>Update the customer interaction.</w:t>
+            </w:r>
+          </w:p>
+        </w:tc>
+      </w:tr>
+      <w:tr>
+        <w:tc>
+          <w:tcPr>
+            <w:tcW w:type="dxa" w:w="1404"/>
+          </w:tcPr>
+          <w:p>
+            <w:r/>
+            <w:r>
+              <w:t>1.3.5.3</w:t>
+            </w:r>
+          </w:p>
+        </w:tc>
+        <w:tc>
+          <w:tcPr>
+            <w:tcW w:type="dxa" w:w="1123"/>
+          </w:tcPr>
+          <w:p>
+            <w:r/>
+            <w:r>
+              <w:t>L3</w:t>
+            </w:r>
+          </w:p>
+        </w:tc>
+        <w:tc>
+          <w:tcPr>
+            <w:tcW w:type="dxa" w:w="3463"/>
+          </w:tcPr>
+          <w:p>
+            <w:r/>
+            <w:r>
+              <w:t>Close Customer Interaction</w:t>
+            </w:r>
+          </w:p>
+        </w:tc>
+        <w:tc>
+          <w:tcPr>
+            <w:tcW w:type="dxa" w:w="3370"/>
+          </w:tcPr>
+          <w:p>
+            <w:r/>
+            <w:r>
+              <w:t>Close the customer interaction.</w:t>
+            </w:r>
+          </w:p>
+        </w:tc>
+      </w:tr>
+      <w:tr>
+        <w:tc>
+          <w:tcPr>
+            <w:tcW w:type="dxa" w:w="1404"/>
+          </w:tcPr>
+          <w:p>
+            <w:r/>
+            <w:r>
+              <w:t>1.3.5.4</w:t>
+            </w:r>
+          </w:p>
+        </w:tc>
+        <w:tc>
+          <w:tcPr>
+            <w:tcW w:type="dxa" w:w="1123"/>
+          </w:tcPr>
+          <w:p>
+            <w:r/>
+            <w:r>
+              <w:t>L3</w:t>
+            </w:r>
+          </w:p>
+        </w:tc>
+        <w:tc>
+          <w:tcPr>
+            <w:tcW w:type="dxa" w:w="3463"/>
+          </w:tcPr>
+          <w:p>
+            <w:r/>
+            <w:r>
+              <w:t>Log Customer Interaction</w:t>
+            </w:r>
+          </w:p>
+        </w:tc>
+        <w:tc>
+          <w:tcPr>
+            <w:tcW w:type="dxa" w:w="3370"/>
+          </w:tcPr>
+          <w:p>
+            <w:r/>
+            <w:r>
+              <w:t>Record and maintain all information about the customer interaction.</w:t>
+            </w:r>
+          </w:p>
+        </w:tc>
+      </w:tr>
+      <w:tr>
+        <w:tc>
+          <w:tcPr>
+            <w:tcW w:type="dxa" w:w="1404"/>
+          </w:tcPr>
+          <w:p>
+            <w:r/>
+            <w:r>
+              <w:t>1.3.5.6</w:t>
+            </w:r>
+          </w:p>
+        </w:tc>
+        <w:tc>
+          <w:tcPr>
+            <w:tcW w:type="dxa" w:w="1123"/>
+          </w:tcPr>
+          <w:p>
+            <w:r/>
+            <w:r>
+              <w:t>L3</w:t>
+            </w:r>
+          </w:p>
+        </w:tc>
+        <w:tc>
+          <w:tcPr>
+            <w:tcW w:type="dxa" w:w="3463"/>
+          </w:tcPr>
+          <w:p>
+            <w:r/>
+            <w:r>
+              <w:t>Track and Manage Customer Interaction</w:t>
+            </w:r>
+          </w:p>
+        </w:tc>
+        <w:tc>
+          <w:tcPr>
+            <w:tcW w:type="dxa" w:w="3370"/>
+          </w:tcPr>
+          <w:p>
+            <w:r/>
+            <w:r>
+              <w:t>Ensure that Customer Interactions are managed and tracked efficiently.</w:t>
+            </w:r>
+          </w:p>
+        </w:tc>
+      </w:tr>
+      <w:tr>
+        <w:tc>
+          <w:tcPr>
+            <w:tcW w:type="dxa" w:w="1404"/>
+          </w:tcPr>
+          <w:p>
+            <w:r/>
+            <w:r>
+              <w:t>1.3.5.7</w:t>
+            </w:r>
+          </w:p>
+        </w:tc>
+        <w:tc>
+          <w:tcPr>
+            <w:tcW w:type="dxa" w:w="1123"/>
+          </w:tcPr>
+          <w:p>
+            <w:r/>
+            <w:r>
+              <w:t>L3</w:t>
+            </w:r>
+          </w:p>
+        </w:tc>
+        <w:tc>
+          <w:tcPr>
+            <w:tcW w:type="dxa" w:w="3463"/>
+          </w:tcPr>
+          <w:p>
+            <w:r/>
+            <w:r>
+              <w:t>Report Customer interaction</w:t>
+            </w:r>
+          </w:p>
+        </w:tc>
+        <w:tc>
+          <w:tcPr>
+            <w:tcW w:type="dxa" w:w="3370"/>
+          </w:tcPr>
+          <w:p>
+            <w:r/>
+            <w:r>
+              <w:t>Monitor the status of a customer interaction.</w:t>
+            </w:r>
+          </w:p>
+        </w:tc>
+      </w:tr>
+      <w:tr>
+        <w:tc>
+          <w:tcPr>
+            <w:tcW w:type="dxa" w:w="1404"/>
+          </w:tcPr>
+          <w:p>
+            <w:r/>
+            <w:r>
+              <w:t>1.6.9</w:t>
+            </w:r>
+          </w:p>
+        </w:tc>
+        <w:tc>
+          <w:tcPr>
+            <w:tcW w:type="dxa" w:w="1123"/>
+          </w:tcPr>
+          <w:p>
+            <w:r/>
+            <w:r>
+              <w:t>L2</w:t>
+            </w:r>
+          </w:p>
+        </w:tc>
+        <w:tc>
+          <w:tcPr>
+            <w:tcW w:type="dxa" w:w="3463"/>
+          </w:tcPr>
+          <w:p>
+            <w:r/>
+            <w:r>
+              <w:t>Business Partner Interaction Management</w:t>
+            </w:r>
+          </w:p>
+        </w:tc>
+        <w:tc>
+          <w:tcPr>
+            <w:tcW w:type="dxa" w:w="3370"/>
+          </w:tcPr>
+          <w:p>
+            <w:r/>
+            <w:r>
+              <w:t>Manage interactions between parties and the enterprise. Interactions can be triggered by the enterprise (as a result of a query or complaint) or by a Business Partner (for example sending bills or other notifications.)</w:t>
+            </w:r>
+          </w:p>
+        </w:tc>
+      </w:tr>
+      <w:tr>
+        <w:tc>
+          <w:tcPr>
+            <w:tcW w:type="dxa" w:w="1404"/>
+          </w:tcPr>
+          <w:p>
+            <w:r/>
+            <w:r>
+              <w:t>1.6.9.1</w:t>
+            </w:r>
+          </w:p>
+        </w:tc>
+        <w:tc>
+          <w:tcPr>
+            <w:tcW w:type="dxa" w:w="1123"/>
+          </w:tcPr>
+          <w:p>
+            <w:r/>
+            <w:r>
+              <w:t>L3</w:t>
+            </w:r>
+          </w:p>
+        </w:tc>
+        <w:tc>
+          <w:tcPr>
+            <w:tcW w:type="dxa" w:w="3463"/>
+          </w:tcPr>
+          <w:p>
+            <w:r/>
+            <w:r>
+              <w:t>Log Business Partner Interaction</w:t>
+            </w:r>
+          </w:p>
+        </w:tc>
+        <w:tc>
+          <w:tcPr>
+            <w:tcW w:type="dxa" w:w="3370"/>
+          </w:tcPr>
+          <w:p>
+            <w:r/>
+            <w:r>
+              <w:t>Record and maintain all information about the Business Partner interaction.</w:t>
+            </w:r>
+          </w:p>
+        </w:tc>
+      </w:tr>
+      <w:tr>
+        <w:tc>
+          <w:tcPr>
+            <w:tcW w:type="dxa" w:w="1404"/>
+          </w:tcPr>
+          <w:p>
+            <w:r/>
+            <w:r>
+              <w:t>1.6.9.3</w:t>
+            </w:r>
+          </w:p>
+        </w:tc>
+        <w:tc>
+          <w:tcPr>
+            <w:tcW w:type="dxa" w:w="1123"/>
+          </w:tcPr>
+          <w:p>
+            <w:r/>
+            <w:r>
+              <w:t>L3</w:t>
+            </w:r>
+          </w:p>
+        </w:tc>
+        <w:tc>
+          <w:tcPr>
+            <w:tcW w:type="dxa" w:w="3463"/>
+          </w:tcPr>
+          <w:p>
+            <w:r/>
+            <w:r>
+              <w:t>Track and Manage Business Partner Interaction</w:t>
+            </w:r>
+          </w:p>
+        </w:tc>
+        <w:tc>
+          <w:tcPr>
+            <w:tcW w:type="dxa" w:w="3370"/>
+          </w:tcPr>
+          <w:p>
+            <w:r/>
+            <w:r>
+              <w:t>Ensure that Business Partner Interactions are managed and tracked efficiently to meet the Business Partner interaction policies and SLA requirements.</w:t>
+            </w:r>
+          </w:p>
+        </w:tc>
+      </w:tr>
+      <w:tr>
+        <w:tc>
+          <w:tcPr>
+            <w:tcW w:type="dxa" w:w="1404"/>
+          </w:tcPr>
+          <w:p>
+            <w:r/>
+            <w:r>
+              <w:t>1.6.9.5</w:t>
+            </w:r>
+          </w:p>
+        </w:tc>
+        <w:tc>
+          <w:tcPr>
+            <w:tcW w:type="dxa" w:w="1123"/>
+          </w:tcPr>
+          <w:p>
+            <w:r/>
+            <w:r>
+              <w:t>L3</w:t>
+            </w:r>
+          </w:p>
+        </w:tc>
+        <w:tc>
+          <w:tcPr>
+            <w:tcW w:type="dxa" w:w="3463"/>
+          </w:tcPr>
+          <w:p>
+            <w:r/>
+            <w:r>
+              <w:t>Analyze &amp; Report Business Partner Interactions</w:t>
+            </w:r>
+          </w:p>
+        </w:tc>
+        <w:tc>
+          <w:tcPr>
+            <w:tcW w:type="dxa" w:w="3370"/>
+          </w:tcPr>
+          <w:p>
+            <w:r/>
+            <w:r>
+              <w:t>Perform all required analysis on closed requests and on Business Partner contacts and generate related reports.</w:t>
+            </w:r>
+          </w:p>
+        </w:tc>
+      </w:tr>
+    </w:tbl>
+    <w:p/>
+    <w:p>
+      <w:pPr>
+        <w:pStyle w:val="Heading2"/>
+      </w:pPr>
+      <w:r>
+        <w:t>SID ABEs</w:t>
+      </w:r>
+    </w:p>
+    <w:p>
+      <w:r>
+        <w:t>SID ABEs this ODA Component is responsible for:</w:t>
+      </w:r>
+    </w:p>
+    <w:tbl>
+      <w:tblPr>
+        <w:tblStyle w:val="ScrollTableNormal"/>
+        <w:tblW w:type="auto" w:w="0"/>
+        <w:tblLayout w:type="autofit"/>
+        <w:tblLook w:val="04A0" w:firstRow="1" w:lastRow="0" w:firstColumn="0" w:lastColumn="0" w:noHBand="0" w:noVBand="1"/>
+        <w:tblBorders>
+          <w:top w:val="single" w:sz="4" w:space="0" w:color="999999"/>
+          <w:left w:val="single" w:sz="4" w:space="0" w:color="999999"/>
+          <w:bottom w:val="single" w:sz="4" w:space="0" w:color="999999"/>
+          <w:right w:val="single" w:sz="4" w:space="0" w:color="999999"/>
+          <w:insideH w:val="single" w:sz="4" w:space="0" w:color="999999"/>
+          <w:insideV w:val="single" w:sz="4" w:space="0" w:color="999999"/>
+        </w:tblBorders>
+      </w:tblPr>
+      <w:tblGrid>
+        <w:gridCol w:w="2124"/>
+        <w:gridCol w:w="2124"/>
+        <w:gridCol w:w="2124"/>
+        <w:gridCol w:w="2124"/>
+      </w:tblGrid>
+      <w:tr>
+        <w:trPr>
+          <w:tblHeader/>
+        </w:trPr>
+        <w:tc>
+          <w:tcPr>
+            <w:tcW w:type="dxa" w:w="2059"/>
+          </w:tcPr>
+          <w:p>
+            <w:r/>
+            <w:r>
+              <w:rPr>
+                <w:b/>
+              </w:rPr>
+              <w:t>SID ABE L1</w:t>
+            </w:r>
+          </w:p>
+        </w:tc>
+        <w:tc>
+          <w:tcPr>
+            <w:tcW w:type="dxa" w:w="2902"/>
+          </w:tcPr>
+          <w:p>
+            <w:r/>
+            <w:r>
+              <w:rPr>
+                <w:b/>
+              </w:rPr>
+              <w:t>SID ABE L1 Definition</w:t>
+            </w:r>
+          </w:p>
+        </w:tc>
+        <w:tc>
+          <w:tcPr>
+            <w:tcW w:type="dxa" w:w="2153"/>
+          </w:tcPr>
+          <w:p>
+            <w:r/>
+            <w:r>
+              <w:rPr>
+                <w:b/>
+              </w:rPr>
+              <w:t>SID ABE L2 (or set of BEs)</w:t>
+            </w:r>
+          </w:p>
+        </w:tc>
+        <w:tc>
+          <w:tcPr>
+            <w:tcW w:type="dxa" w:w="2246"/>
+          </w:tcPr>
+          <w:p>
+            <w:r/>
+            <w:r>
+              <w:rPr>
+                <w:b/>
+              </w:rPr>
+              <w:t>SID ABE L2 Definition</w:t>
+            </w:r>
+          </w:p>
+        </w:tc>
+      </w:tr>
+      <w:tr>
+        <w:tc>
+          <w:tcPr>
+            <w:tcW w:type="dxa" w:w="2059"/>
+          </w:tcPr>
+          <w:p>
+            <w:r/>
+            <w:r>
+              <w:t>Communication Interaction</w:t>
+            </w:r>
+          </w:p>
+        </w:tc>
+        <w:tc>
+          <w:tcPr>
+            <w:tcW w:type="dxa" w:w="2902"/>
+          </w:tcPr>
+          <w:p>
+            <w:r/>
+            <w:r>
+              <w:t>The Communication Interaction ABE contains all entities needed for specifying a CommunicationInteraction describing an exchange of information during a communication between two or more human(s) and/or machine(s) during a period of time. CommunicationInteraction might concern Parties playing a role of Customer, Supplier… or even Resource, therefore the ABE « Communication Interaction ABE » is located in « Shared Domain ».</w:t>
+            </w:r>
+          </w:p>
+        </w:tc>
+        <w:tc>
+          <w:tcPr>
+            <w:tcW w:type="dxa" w:w="2153"/>
+          </w:tcPr>
+          <w:p>
+            <w:r/>
+            <w:r/>
+          </w:p>
+        </w:tc>
+        <w:tc>
+          <w:tcPr>
+            <w:tcW w:type="dxa" w:w="2246"/>
+          </w:tcPr>
+          <w:p>
+            <w:r/>
+            <w:r>
+              <w:t>*(no description available)*</w:t>
+            </w:r>
+          </w:p>
+        </w:tc>
+      </w:tr>
+    </w:tbl>
+    <w:p/>
+    <w:p>
+      <w:pPr>
+        <w:pStyle w:val="Heading2"/>
+      </w:pPr>
+      <w:r>
         <w:t>Functional Framework Functions</w:t>
       </w:r>
     </w:p>
@@ -1078,20 +1078,6 @@
               <w:rPr>
                 <w:b/>
               </w:rPr>
-              <w:t>Function Description</w:t>
-            </w:r>
-          </w:p>
-        </w:tc>
-        <w:tc>
-          <w:tcPr>
-            <w:tcW w:type="dxa" w:w="2059"/>
-          </w:tcPr>
-          <w:p>
-            <w:r/>
-            <w:r>
-              <w:rPr>
-                <w:b/>
-              </w:rPr>
               <w:t>Aggregate Function Level 1</w:t>
             </w:r>
           </w:p>
@@ -1110,6 +1096,20 @@
             </w:r>
           </w:p>
         </w:tc>
+        <w:tc>
+          <w:tcPr>
+            <w:tcW w:type="dxa" w:w="2059"/>
+          </w:tcPr>
+          <w:p>
+            <w:r/>
+            <w:r>
+              <w:rPr>
+                <w:b/>
+              </w:rPr>
+              <w:t>Function Description</w:t>
+            </w:r>
+          </w:p>
+        </w:tc>
       </w:tr>
       <w:tr>
         <w:tc>
@@ -1141,29 +1141,29 @@
           <w:p>
             <w:r/>
             <w:r>
+              <w:t>Welcome and Interaction</w:t>
+            </w:r>
+          </w:p>
+        </w:tc>
+        <w:tc>
+          <w:tcPr>
+            <w:tcW w:type="dxa" w:w="2059"/>
+          </w:tcPr>
+          <w:p>
+            <w:r/>
+            <w:r>
+              <w:t>Customer Interaction Management</w:t>
+            </w:r>
+          </w:p>
+        </w:tc>
+        <w:tc>
+          <w:tcPr>
+            <w:tcW w:type="dxa" w:w="2059"/>
+          </w:tcPr>
+          <w:p>
+            <w:r/>
+            <w:r>
               <w:t>Customer Behavior Tracking function monitor the customer behavior through the customer interaction, public communication and use of products. / It includes mapping the customer relation/context to systems such as call center or self-service touch.</w:t>
-            </w:r>
-          </w:p>
-        </w:tc>
-        <w:tc>
-          <w:tcPr>
-            <w:tcW w:type="dxa" w:w="2059"/>
-          </w:tcPr>
-          <w:p>
-            <w:r/>
-            <w:r>
-              <w:t>Welcome and Interaction</w:t>
-            </w:r>
-          </w:p>
-        </w:tc>
-        <w:tc>
-          <w:tcPr>
-            <w:tcW w:type="dxa" w:w="2059"/>
-          </w:tcPr>
-          <w:p>
-            <w:r/>
-            <w:r>
-              <w:t>Customer Interaction Management</w:t>
             </w:r>
           </w:p>
         </w:tc>
@@ -1198,29 +1198,29 @@
           <w:p>
             <w:r/>
             <w:r>
+              <w:t>Welcome and Interaction</w:t>
+            </w:r>
+          </w:p>
+        </w:tc>
+        <w:tc>
+          <w:tcPr>
+            <w:tcW w:type="dxa" w:w="2059"/>
+          </w:tcPr>
+          <w:p>
+            <w:r/>
+            <w:r>
+              <w:t>Queue Management</w:t>
+            </w:r>
+          </w:p>
+        </w:tc>
+        <w:tc>
+          <w:tcPr>
+            <w:tcW w:type="dxa" w:w="2059"/>
+          </w:tcPr>
+          <w:p>
+            <w:r/>
+            <w:r>
               <w:t>Contact Queuing; Contact Queuing provides the means to queue the contact until such time that a suitable agent comes available to work the contact.</w:t>
-            </w:r>
-          </w:p>
-        </w:tc>
-        <w:tc>
-          <w:tcPr>
-            <w:tcW w:type="dxa" w:w="2059"/>
-          </w:tcPr>
-          <w:p>
-            <w:r/>
-            <w:r>
-              <w:t>Welcome and Interaction</w:t>
-            </w:r>
-          </w:p>
-        </w:tc>
-        <w:tc>
-          <w:tcPr>
-            <w:tcW w:type="dxa" w:w="2059"/>
-          </w:tcPr>
-          <w:p>
-            <w:r/>
-            <w:r>
-              <w:t>Queue Management</w:t>
             </w:r>
           </w:p>
         </w:tc>
@@ -1255,29 +1255,29 @@
           <w:p>
             <w:r/>
             <w:r>
+              <w:t>Welcome and Interaction</w:t>
+            </w:r>
+          </w:p>
+        </w:tc>
+        <w:tc>
+          <w:tcPr>
+            <w:tcW w:type="dxa" w:w="2059"/>
+          </w:tcPr>
+          <w:p>
+            <w:r/>
+            <w:r>
+              <w:t>Customer Interaction Management</w:t>
+            </w:r>
+          </w:p>
+        </w:tc>
+        <w:tc>
+          <w:tcPr>
+            <w:tcW w:type="dxa" w:w="2059"/>
+          </w:tcPr>
+          <w:p>
+            <w:r/>
+            <w:r>
               <w:t>Customer Support Collaboration Access provides the means for customer to agent or agent to support online chatting.</w:t>
-            </w:r>
-          </w:p>
-        </w:tc>
-        <w:tc>
-          <w:tcPr>
-            <w:tcW w:type="dxa" w:w="2059"/>
-          </w:tcPr>
-          <w:p>
-            <w:r/>
-            <w:r>
-              <w:t>Welcome and Interaction</w:t>
-            </w:r>
-          </w:p>
-        </w:tc>
-        <w:tc>
-          <w:tcPr>
-            <w:tcW w:type="dxa" w:w="2059"/>
-          </w:tcPr>
-          <w:p>
-            <w:r/>
-            <w:r>
-              <w:t>Customer Interaction Management</w:t>
             </w:r>
           </w:p>
         </w:tc>
@@ -1312,29 +1312,29 @@
           <w:p>
             <w:r/>
             <w:r>
+              <w:t>Welcome and Interaction</w:t>
+            </w:r>
+          </w:p>
+        </w:tc>
+        <w:tc>
+          <w:tcPr>
+            <w:tcW w:type="dxa" w:w="2059"/>
+          </w:tcPr>
+          <w:p>
+            <w:r/>
+            <w:r>
+              <w:t>Customer Interaction Management</w:t>
+            </w:r>
+          </w:p>
+        </w:tc>
+        <w:tc>
+          <w:tcPr>
+            <w:tcW w:type="dxa" w:w="2059"/>
+          </w:tcPr>
+          <w:p>
+            <w:r/>
+            <w:r>
               <w:t>Voice Channel Contact Routing function provides the means for a customer to speak to a service representative, including the mechanism to query the customer (e.g. – IVR) on the nature of their request, and routing of the contact to the best available agent with the skills required for the contact and presents to the agent selected call information.</w:t>
-            </w:r>
-          </w:p>
-        </w:tc>
-        <w:tc>
-          <w:tcPr>
-            <w:tcW w:type="dxa" w:w="2059"/>
-          </w:tcPr>
-          <w:p>
-            <w:r/>
-            <w:r>
-              <w:t>Welcome and Interaction</w:t>
-            </w:r>
-          </w:p>
-        </w:tc>
-        <w:tc>
-          <w:tcPr>
-            <w:tcW w:type="dxa" w:w="2059"/>
-          </w:tcPr>
-          <w:p>
-            <w:r/>
-            <w:r>
-              <w:t>Customer Interaction Management</w:t>
             </w:r>
           </w:p>
         </w:tc>
@@ -1369,29 +1369,29 @@
           <w:p>
             <w:r/>
             <w:r>
+              <w:t>Welcome and Interaction</w:t>
+            </w:r>
+          </w:p>
+        </w:tc>
+        <w:tc>
+          <w:tcPr>
+            <w:tcW w:type="dxa" w:w="2059"/>
+          </w:tcPr>
+          <w:p>
+            <w:r/>
+            <w:r>
+              <w:t>Customer Interaction Management</w:t>
+            </w:r>
+          </w:p>
+        </w:tc>
+        <w:tc>
+          <w:tcPr>
+            <w:tcW w:type="dxa" w:w="2059"/>
+          </w:tcPr>
+          <w:p>
+            <w:r/>
+            <w:r>
               <w:t>Customer Interaction Information Capturing captures customer interaction event data from all channels (agent interaction/notes, web/device click analytics, retail transactions, etc.), including receiving information from Customer Interaction Collection &amp; Storage.</w:t>
-            </w:r>
-          </w:p>
-        </w:tc>
-        <w:tc>
-          <w:tcPr>
-            <w:tcW w:type="dxa" w:w="2059"/>
-          </w:tcPr>
-          <w:p>
-            <w:r/>
-            <w:r>
-              <w:t>Welcome and Interaction</w:t>
-            </w:r>
-          </w:p>
-        </w:tc>
-        <w:tc>
-          <w:tcPr>
-            <w:tcW w:type="dxa" w:w="2059"/>
-          </w:tcPr>
-          <w:p>
-            <w:r/>
-            <w:r>
-              <w:t>Customer Interaction Management</w:t>
             </w:r>
           </w:p>
         </w:tc>
@@ -1426,29 +1426,29 @@
           <w:p>
             <w:r/>
             <w:r>
+              <w:t>Welcome and Interaction</w:t>
+            </w:r>
+          </w:p>
+        </w:tc>
+        <w:tc>
+          <w:tcPr>
+            <w:tcW w:type="dxa" w:w="2059"/>
+          </w:tcPr>
+          <w:p>
+            <w:r/>
+            <w:r>
+              <w:t>Customer Interaction Management</w:t>
+            </w:r>
+          </w:p>
+        </w:tc>
+        <w:tc>
+          <w:tcPr>
+            <w:tcW w:type="dxa" w:w="2059"/>
+          </w:tcPr>
+          <w:p>
+            <w:r/>
+            <w:r>
               <w:t>Customer Relationship/Context Event Data Accumulation provides an ability to accumulate and map customer interaction event data from all channels (agent interaction/notes, web/device click analytics, retail transactions, etc.), including received information from Customer Interaction Collection &amp; Storage.</w:t>
-            </w:r>
-          </w:p>
-        </w:tc>
-        <w:tc>
-          <w:tcPr>
-            <w:tcW w:type="dxa" w:w="2059"/>
-          </w:tcPr>
-          <w:p>
-            <w:r/>
-            <w:r>
-              <w:t>Welcome and Interaction</w:t>
-            </w:r>
-          </w:p>
-        </w:tc>
-        <w:tc>
-          <w:tcPr>
-            <w:tcW w:type="dxa" w:w="2059"/>
-          </w:tcPr>
-          <w:p>
-            <w:r/>
-            <w:r>
-              <w:t>Customer Interaction Management</w:t>
             </w:r>
           </w:p>
         </w:tc>
@@ -1483,29 +1483,29 @@
           <w:p>
             <w:r/>
             <w:r>
+              <w:t>Welcome and Interaction</w:t>
+            </w:r>
+          </w:p>
+        </w:tc>
+        <w:tc>
+          <w:tcPr>
+            <w:tcW w:type="dxa" w:w="2059"/>
+          </w:tcPr>
+          <w:p>
+            <w:r/>
+            <w:r>
+              <w:t>Customer Interaction Management</w:t>
+            </w:r>
+          </w:p>
+        </w:tc>
+        <w:tc>
+          <w:tcPr>
+            <w:tcW w:type="dxa" w:w="2059"/>
+          </w:tcPr>
+          <w:p>
+            <w:r/>
+            <w:r>
               <w:t>Customer Interaction Logging provides collection and storage of all contact events with the customer via all channels whether unassisted (self service, retail kiosk) or assisted (call center, retail store). All types of interactions, including interaction history, order history, trouble ticket history, billing collection history, case management, etc... / The Store of any communications in any current or future form including Fax, IVR, email, Page, text, online chat, social media and postal mail. / The storage of all inbound and outbound interactions with the customer.</w:t>
-            </w:r>
-          </w:p>
-        </w:tc>
-        <w:tc>
-          <w:tcPr>
-            <w:tcW w:type="dxa" w:w="2059"/>
-          </w:tcPr>
-          <w:p>
-            <w:r/>
-            <w:r>
-              <w:t>Welcome and Interaction</w:t>
-            </w:r>
-          </w:p>
-        </w:tc>
-        <w:tc>
-          <w:tcPr>
-            <w:tcW w:type="dxa" w:w="2059"/>
-          </w:tcPr>
-          <w:p>
-            <w:r/>
-            <w:r>
-              <w:t>Customer Interaction Management</w:t>
             </w:r>
           </w:p>
         </w:tc>
@@ -1540,29 +1540,29 @@
           <w:p>
             <w:r/>
             <w:r>
+              <w:t>Welcome and Interaction</w:t>
+            </w:r>
+          </w:p>
+        </w:tc>
+        <w:tc>
+          <w:tcPr>
+            <w:tcW w:type="dxa" w:w="2059"/>
+          </w:tcPr>
+          <w:p>
+            <w:r/>
+            <w:r>
+              <w:t>Customer Context Management</w:t>
+            </w:r>
+          </w:p>
+        </w:tc>
+        <w:tc>
+          <w:tcPr>
+            <w:tcW w:type="dxa" w:w="2059"/>
+          </w:tcPr>
+          <w:p>
+            <w:r/>
+            <w:r>
               <w:t>Recommendation to Customer Notification provides necessary hooks to reach out to the customer via preferred channels such as SMS, email or Social media. For Inbound, Self-Service or Call Center touch points can get recommendations and a guided action flow to complete the suitable customer treatment (ex. Credit Adjustment handled by agent, or bill dispute initiation via self-service).</w:t>
-            </w:r>
-          </w:p>
-        </w:tc>
-        <w:tc>
-          <w:tcPr>
-            <w:tcW w:type="dxa" w:w="2059"/>
-          </w:tcPr>
-          <w:p>
-            <w:r/>
-            <w:r>
-              <w:t>Welcome and Interaction</w:t>
-            </w:r>
-          </w:p>
-        </w:tc>
-        <w:tc>
-          <w:tcPr>
-            <w:tcW w:type="dxa" w:w="2059"/>
-          </w:tcPr>
-          <w:p>
-            <w:r/>
-            <w:r>
-              <w:t>Customer Context Management</w:t>
             </w:r>
           </w:p>
         </w:tc>
@@ -1597,29 +1597,29 @@
           <w:p>
             <w:r/>
             <w:r>
+              <w:t>Business Partner Welcome and Interaction</w:t>
+            </w:r>
+          </w:p>
+        </w:tc>
+        <w:tc>
+          <w:tcPr>
+            <w:tcW w:type="dxa" w:w="2059"/>
+          </w:tcPr>
+          <w:p>
+            <w:r/>
+            <w:r>
+              <w:t>Business Partner Interaction Management</w:t>
+            </w:r>
+          </w:p>
+        </w:tc>
+        <w:tc>
+          <w:tcPr>
+            <w:tcW w:type="dxa" w:w="2059"/>
+          </w:tcPr>
+          <w:p>
+            <w:r/>
+            <w:r>
               <w:t>Partner Interaction Journalizing provides collection &amp; storage of all contact events with the partner via all channels whether unassisted (self service, retail kiosk) or assisted (call center, retail store).</w:t>
-            </w:r>
-          </w:p>
-        </w:tc>
-        <w:tc>
-          <w:tcPr>
-            <w:tcW w:type="dxa" w:w="2059"/>
-          </w:tcPr>
-          <w:p>
-            <w:r/>
-            <w:r>
-              <w:t>Business Partner Welcome and Interaction</w:t>
-            </w:r>
-          </w:p>
-        </w:tc>
-        <w:tc>
-          <w:tcPr>
-            <w:tcW w:type="dxa" w:w="2059"/>
-          </w:tcPr>
-          <w:p>
-            <w:r/>
-            <w:r>
-              <w:t>Business Partner Interaction Management</w:t>
             </w:r>
           </w:p>
         </w:tc>
@@ -1760,7 +1760,7 @@
         </w:tc>
         <w:tc>
           <w:tcPr>
-            <w:tcW w:type="dxa" w:w="2434"/>
+            <w:tcW w:type="dxa" w:w="2059"/>
           </w:tcPr>
           <w:p>
             <w:r/>
@@ -1774,7 +1774,7 @@
         </w:tc>
         <w:tc>
           <w:tcPr>
-            <w:tcW w:type="dxa" w:w="1778"/>
+            <w:tcW w:type="dxa" w:w="1591"/>
           </w:tcPr>
           <w:p>
             <w:r/>
@@ -1788,7 +1788,7 @@
         </w:tc>
         <w:tc>
           <w:tcPr>
-            <w:tcW w:type="dxa" w:w="1310"/>
+            <w:tcW w:type="dxa" w:w="1217"/>
           </w:tcPr>
           <w:p>
             <w:r/>
@@ -1802,7 +1802,7 @@
         </w:tc>
         <w:tc>
           <w:tcPr>
-            <w:tcW w:type="dxa" w:w="1591"/>
+            <w:tcW w:type="dxa" w:w="1404"/>
           </w:tcPr>
           <w:p>
             <w:r/>
@@ -1816,7 +1816,7 @@
         </w:tc>
         <w:tc>
           <w:tcPr>
-            <w:tcW w:type="dxa" w:w="1217"/>
+            <w:tcW w:type="dxa" w:w="2059"/>
           </w:tcPr>
           <w:p>
             <w:r/>
@@ -1843,7 +1843,7 @@
         </w:tc>
         <w:tc>
           <w:tcPr>
-            <w:tcW w:type="dxa" w:w="2434"/>
+            <w:tcW w:type="dxa" w:w="2059"/>
           </w:tcPr>
           <w:p>
             <w:r/>
@@ -1854,7 +1854,7 @@
         </w:tc>
         <w:tc>
           <w:tcPr>
-            <w:tcW w:type="dxa" w:w="1778"/>
+            <w:tcW w:type="dxa" w:w="1591"/>
           </w:tcPr>
           <w:p>
             <w:r/>
@@ -1865,7 +1865,7 @@
         </w:tc>
         <w:tc>
           <w:tcPr>
-            <w:tcW w:type="dxa" w:w="1310"/>
+            <w:tcW w:type="dxa" w:w="1217"/>
           </w:tcPr>
           <w:p>
             <w:r/>
@@ -1876,7 +1876,7 @@
         </w:tc>
         <w:tc>
           <w:tcPr>
-            <w:tcW w:type="dxa" w:w="1591"/>
+            <w:tcW w:type="dxa" w:w="1404"/>
           </w:tcPr>
           <w:p>
             <w:r/>
@@ -1887,36 +1887,12 @@
         </w:tc>
         <w:tc>
           <w:tcPr>
-            <w:tcW w:type="dxa" w:w="1217"/>
-          </w:tcPr>
-          <w:p>
-            <w:r/>
-            <w:r>
-              <w:t>GET</w:t>
-            </w:r>
-            <w:r>
-              <w:br/>
-            </w:r>
-            <w:r>
-              <w:t>GET /id</w:t>
-            </w:r>
-            <w:r>
-              <w:br/>
-            </w:r>
-            <w:r>
-              <w:t>POST</w:t>
-            </w:r>
-            <w:r>
-              <w:br/>
-            </w:r>
-            <w:r>
-              <w:t>PATCH</w:t>
-            </w:r>
-            <w:r>
-              <w:br/>
-            </w:r>
-            <w:r>
-              <w:t>DELETE</w:t>
+            <w:tcW w:type="dxa" w:w="2059"/>
+          </w:tcPr>
+          <w:p>
+            <w:r/>
+            <w:r>
+              <w:t>GET, GET /id, POST, PATCH, DELETE</w:t>
             </w:r>
           </w:p>
         </w:tc>
@@ -1935,7 +1911,7 @@
         </w:tc>
         <w:tc>
           <w:tcPr>
-            <w:tcW w:type="dxa" w:w="2434"/>
+            <w:tcW w:type="dxa" w:w="2059"/>
           </w:tcPr>
           <w:p>
             <w:r/>
@@ -1946,7 +1922,7 @@
         </w:tc>
         <w:tc>
           <w:tcPr>
-            <w:tcW w:type="dxa" w:w="1778"/>
+            <w:tcW w:type="dxa" w:w="1591"/>
           </w:tcPr>
           <w:p>
             <w:r/>
@@ -1957,7 +1933,7 @@
         </w:tc>
         <w:tc>
           <w:tcPr>
-            <w:tcW w:type="dxa" w:w="1310"/>
+            <w:tcW w:type="dxa" w:w="1217"/>
           </w:tcPr>
           <w:p>
             <w:r/>
@@ -1968,7 +1944,7 @@
         </w:tc>
         <w:tc>
           <w:tcPr>
-            <w:tcW w:type="dxa" w:w="1591"/>
+            <w:tcW w:type="dxa" w:w="1404"/>
           </w:tcPr>
           <w:p>
             <w:r/>
@@ -1979,36 +1955,12 @@
         </w:tc>
         <w:tc>
           <w:tcPr>
-            <w:tcW w:type="dxa" w:w="1217"/>
-          </w:tcPr>
-          <w:p>
-            <w:r/>
-            <w:r>
-              <w:t>GET</w:t>
-            </w:r>
-            <w:r>
-              <w:br/>
-            </w:r>
-            <w:r>
-              <w:t>GET /id</w:t>
-            </w:r>
-            <w:r>
-              <w:br/>
-            </w:r>
-            <w:r>
-              <w:t>POST</w:t>
-            </w:r>
-            <w:r>
-              <w:br/>
-            </w:r>
-            <w:r>
-              <w:t>PATCH</w:t>
-            </w:r>
-            <w:r>
-              <w:br/>
-            </w:r>
-            <w:r>
-              <w:t>DELETE</w:t>
+            <w:tcW w:type="dxa" w:w="2059"/>
+          </w:tcPr>
+          <w:p>
+            <w:r/>
+            <w:r>
+              <w:t>GET, GET /id, POST, PATCH, DELETE</w:t>
             </w:r>
           </w:p>
         </w:tc>
@@ -2027,18 +1979,18 @@
         </w:tc>
         <w:tc>
           <w:tcPr>
-            <w:tcW w:type="dxa" w:w="2434"/>
-          </w:tcPr>
-          <w:p>
-            <w:r/>
-            <w:r>
-              <w:t>Process Flow Management API</w:t>
-            </w:r>
-          </w:p>
-        </w:tc>
-        <w:tc>
-          <w:tcPr>
-            <w:tcW w:type="dxa" w:w="1778"/>
+            <w:tcW w:type="dxa" w:w="2059"/>
+          </w:tcPr>
+          <w:p>
+            <w:r/>
+            <w:r>
+              <w:t>UNRESOLVED-TMF701</w:t>
+            </w:r>
+          </w:p>
+        </w:tc>
+        <w:tc>
+          <w:tcPr>
+            <w:tcW w:type="dxa" w:w="1591"/>
           </w:tcPr>
           <w:p>
             <w:r/>
@@ -2049,7 +2001,7 @@
         </w:tc>
         <w:tc>
           <w:tcPr>
-            <w:tcW w:type="dxa" w:w="1310"/>
+            <w:tcW w:type="dxa" w:w="1217"/>
           </w:tcPr>
           <w:p>
             <w:r/>
@@ -2060,16 +2012,78 @@
         </w:tc>
         <w:tc>
           <w:tcPr>
+            <w:tcW w:type="dxa" w:w="1404"/>
+          </w:tcPr>
+          <w:p>
+            <w:r/>
+            <w:r>
+              <w:t>processFlow</w:t>
+            </w:r>
+          </w:p>
+        </w:tc>
+        <w:tc>
+          <w:tcPr>
+            <w:tcW w:type="dxa" w:w="2059"/>
+          </w:tcPr>
+          <w:p>
+            <w:r/>
+            <w:r>
+              <w:t>POST, GET, GET /id, DELETE</w:t>
+            </w:r>
+          </w:p>
+        </w:tc>
+      </w:tr>
+      <w:tr>
+        <w:tc>
+          <w:tcPr>
+            <w:tcW w:type="dxa" w:w="1030"/>
+          </w:tcPr>
+          <w:p>
+            <w:r/>
+            <w:r>
+              <w:t>TMF701</w:t>
+            </w:r>
+          </w:p>
+        </w:tc>
+        <w:tc>
+          <w:tcPr>
+            <w:tcW w:type="dxa" w:w="2059"/>
+          </w:tcPr>
+          <w:p>
+            <w:r/>
+            <w:r>
+              <w:t>UNRESOLVED-TMF701</w:t>
+            </w:r>
+          </w:p>
+        </w:tc>
+        <w:tc>
+          <w:tcPr>
             <w:tcW w:type="dxa" w:w="1591"/>
           </w:tcPr>
           <w:p>
             <w:r/>
             <w:r>
-              <w:t>processFlow</w:t>
-            </w:r>
-            <w:r>
-              <w:br/>
-            </w:r>
+              <w:t>Optional</w:t>
+            </w:r>
+          </w:p>
+        </w:tc>
+        <w:tc>
+          <w:tcPr>
+            <w:tcW w:type="dxa" w:w="1217"/>
+          </w:tcPr>
+          <w:p>
+            <w:r/>
+            <w:r>
+              <w:t>4</w:t>
+            </w:r>
+          </w:p>
+        </w:tc>
+        <w:tc>
+          <w:tcPr>
+            <w:tcW w:type="dxa" w:w="1404"/>
+          </w:tcPr>
+          <w:p>
+            <w:r/>
             <w:r>
               <w:t>taskFlow</w:t>
             </w:r>
@@ -2077,36 +2091,12 @@
         </w:tc>
         <w:tc>
           <w:tcPr>
-            <w:tcW w:type="dxa" w:w="1217"/>
-          </w:tcPr>
-          <w:p>
-            <w:r/>
-            <w:r>
-              <w:t>POST</w:t>
-            </w:r>
-            <w:r>
-              <w:br/>
-            </w:r>
-            <w:r>
-              <w:t>GET</w:t>
-            </w:r>
-            <w:r>
-              <w:br/>
-            </w:r>
-            <w:r>
-              <w:t>GET /id</w:t>
-            </w:r>
-            <w:r>
-              <w:br/>
-            </w:r>
-            <w:r>
-              <w:t>DELETE</w:t>
-            </w:r>
-            <w:r>
-              <w:br/>
-            </w:r>
-            <w:r>
-              <w:t>PATCH</w:t>
+            <w:tcW w:type="dxa" w:w="2059"/>
+          </w:tcPr>
+          <w:p>
+            <w:r/>
+            <w:r>
+              <w:t>PATCH, GET, GET /id</w:t>
             </w:r>
           </w:p>
         </w:tc>
@@ -2208,7 +2198,7 @@
         </w:tc>
         <w:tc>
           <w:tcPr>
-            <w:tcW w:type="dxa" w:w="2246"/>
+            <w:tcW w:type="dxa" w:w="2059"/>
           </w:tcPr>
           <w:p>
             <w:r/>
@@ -2222,7 +2212,7 @@
         </w:tc>
         <w:tc>
           <w:tcPr>
-            <w:tcW w:type="dxa" w:w="1310"/>
+            <w:tcW w:type="dxa" w:w="1217"/>
           </w:tcPr>
           <w:p>
             <w:r/>
@@ -2236,7 +2226,7 @@
         </w:tc>
         <w:tc>
           <w:tcPr>
-            <w:tcW w:type="dxa" w:w="1778"/>
+            <w:tcW w:type="dxa" w:w="1591"/>
           </w:tcPr>
           <w:p>
             <w:r/>
@@ -2250,7 +2240,7 @@
         </w:tc>
         <w:tc>
           <w:tcPr>
-            <w:tcW w:type="dxa" w:w="1778"/>
+            <w:tcW w:type="dxa" w:w="1591"/>
           </w:tcPr>
           <w:p>
             <w:r/>
@@ -2264,7 +2254,7 @@
         </w:tc>
         <w:tc>
           <w:tcPr>
-            <w:tcW w:type="dxa" w:w="1217"/>
+            <w:tcW w:type="dxa" w:w="1872"/>
           </w:tcPr>
           <w:p>
             <w:r/>
@@ -2291,7 +2281,7 @@
         </w:tc>
         <w:tc>
           <w:tcPr>
-            <w:tcW w:type="dxa" w:w="2246"/>
+            <w:tcW w:type="dxa" w:w="2059"/>
           </w:tcPr>
           <w:p>
             <w:r/>
@@ -2302,7 +2292,7 @@
         </w:tc>
         <w:tc>
           <w:tcPr>
-            <w:tcW w:type="dxa" w:w="1310"/>
+            <w:tcW w:type="dxa" w:w="1217"/>
           </w:tcPr>
           <w:p>
             <w:r/>
@@ -2313,7 +2303,7 @@
         </w:tc>
         <w:tc>
           <w:tcPr>
-            <w:tcW w:type="dxa" w:w="1778"/>
+            <w:tcW w:type="dxa" w:w="1591"/>
           </w:tcPr>
           <w:p>
             <w:r/>
@@ -2324,35 +2314,23 @@
         </w:tc>
         <w:tc>
           <w:tcPr>
-            <w:tcW w:type="dxa" w:w="1778"/>
+            <w:tcW w:type="dxa" w:w="1591"/>
           </w:tcPr>
           <w:p>
             <w:r/>
             <w:r>
               <w:t>individual</w:t>
             </w:r>
-            <w:r>
-              <w:br/>
-            </w:r>
-            <w:r>
-              <w:t>organization</w:t>
-            </w:r>
-          </w:p>
-        </w:tc>
-        <w:tc>
-          <w:tcPr>
-            <w:tcW w:type="dxa" w:w="1217"/>
-          </w:tcPr>
-          <w:p>
-            <w:r/>
-            <w:r>
-              <w:t>GET</w:t>
-            </w:r>
-            <w:r>
-              <w:br/>
-            </w:r>
-            <w:r>
-              <w:t>GET /id</w:t>
+          </w:p>
+        </w:tc>
+        <w:tc>
+          <w:tcPr>
+            <w:tcW w:type="dxa" w:w="1872"/>
+          </w:tcPr>
+          <w:p>
+            <w:r/>
+            <w:r>
+              <w:t>GET, GET /id</w:t>
             </w:r>
           </w:p>
         </w:tc>
@@ -2371,7 +2349,7 @@
         </w:tc>
         <w:tc>
           <w:tcPr>
-            <w:tcW w:type="dxa" w:w="2246"/>
+            <w:tcW w:type="dxa" w:w="2059"/>
           </w:tcPr>
           <w:p>
             <w:r/>
@@ -2382,18 +2360,18 @@
         </w:tc>
         <w:tc>
           <w:tcPr>
-            <w:tcW w:type="dxa" w:w="1310"/>
-          </w:tcPr>
-          <w:p>
-            <w:r/>
-            <w:r>
-              <w:t>4</w:t>
-            </w:r>
-          </w:p>
-        </w:tc>
-        <w:tc>
-          <w:tcPr>
-            <w:tcW w:type="dxa" w:w="1778"/>
+            <w:tcW w:type="dxa" w:w="1217"/>
+          </w:tcPr>
+          <w:p>
+            <w:r/>
+            <w:r>
+              <w:t>5</w:t>
+            </w:r>
+          </w:p>
+        </w:tc>
+        <w:tc>
+          <w:tcPr>
+            <w:tcW w:type="dxa" w:w="1591"/>
           </w:tcPr>
           <w:p>
             <w:r/>
@@ -2404,16 +2382,10 @@
         </w:tc>
         <w:tc>
           <w:tcPr>
-            <w:tcW w:type="dxa" w:w="1778"/>
-          </w:tcPr>
-          <w:p>
-            <w:r/>
-            <w:r>
-              <w:t>individual</w:t>
-            </w:r>
-            <w:r>
-              <w:br/>
-            </w:r>
+            <w:tcW w:type="dxa" w:w="1591"/>
+          </w:tcPr>
+          <w:p>
+            <w:r/>
             <w:r>
               <w:t>organization</w:t>
             </w:r>
@@ -2421,18 +2393,12 @@
         </w:tc>
         <w:tc>
           <w:tcPr>
-            <w:tcW w:type="dxa" w:w="1217"/>
-          </w:tcPr>
-          <w:p>
-            <w:r/>
-            <w:r>
-              <w:t>GET</w:t>
-            </w:r>
-            <w:r>
-              <w:br/>
-            </w:r>
-            <w:r>
-              <w:t>GET /id</w:t>
+            <w:tcW w:type="dxa" w:w="1872"/>
+          </w:tcPr>
+          <w:p>
+            <w:r/>
+            <w:r>
+              <w:t>GET, GET /id</w:t>
             </w:r>
           </w:p>
         </w:tc>
@@ -2445,35 +2411,35 @@
           <w:p>
             <w:r/>
             <w:r>
-              <w:t>TMF669</w:t>
-            </w:r>
-          </w:p>
-        </w:tc>
-        <w:tc>
-          <w:tcPr>
-            <w:tcW w:type="dxa" w:w="2246"/>
-          </w:tcPr>
-          <w:p>
-            <w:r/>
-            <w:r>
-              <w:t>Party Role Management API</w:t>
-            </w:r>
-          </w:p>
-        </w:tc>
-        <w:tc>
-          <w:tcPr>
-            <w:tcW w:type="dxa" w:w="1310"/>
-          </w:tcPr>
-          <w:p>
-            <w:r/>
-            <w:r>
-              <w:t>5</w:t>
-            </w:r>
-          </w:p>
-        </w:tc>
-        <w:tc>
-          <w:tcPr>
-            <w:tcW w:type="dxa" w:w="1778"/>
+              <w:t>TMF632</w:t>
+            </w:r>
+          </w:p>
+        </w:tc>
+        <w:tc>
+          <w:tcPr>
+            <w:tcW w:type="dxa" w:w="2059"/>
+          </w:tcPr>
+          <w:p>
+            <w:r/>
+            <w:r>
+              <w:t>Party Management API</w:t>
+            </w:r>
+          </w:p>
+        </w:tc>
+        <w:tc>
+          <w:tcPr>
+            <w:tcW w:type="dxa" w:w="1217"/>
+          </w:tcPr>
+          <w:p>
+            <w:r/>
+            <w:r>
+              <w:t>4</w:t>
+            </w:r>
+          </w:p>
+        </w:tc>
+        <w:tc>
+          <w:tcPr>
+            <w:tcW w:type="dxa" w:w="1591"/>
           </w:tcPr>
           <w:p>
             <w:r/>
@@ -2484,29 +2450,23 @@
         </w:tc>
         <w:tc>
           <w:tcPr>
-            <w:tcW w:type="dxa" w:w="1778"/>
-          </w:tcPr>
-          <w:p>
-            <w:r/>
-            <w:r>
-              <w:t>partyRole</w:t>
-            </w:r>
-          </w:p>
-        </w:tc>
-        <w:tc>
-          <w:tcPr>
-            <w:tcW w:type="dxa" w:w="1217"/>
-          </w:tcPr>
-          <w:p>
-            <w:r/>
-            <w:r>
-              <w:t>GET</w:t>
-            </w:r>
-            <w:r>
-              <w:br/>
-            </w:r>
-            <w:r>
-              <w:t>GET /id</w:t>
+            <w:tcW w:type="dxa" w:w="1591"/>
+          </w:tcPr>
+          <w:p>
+            <w:r/>
+            <w:r>
+              <w:t>individual</w:t>
+            </w:r>
+          </w:p>
+        </w:tc>
+        <w:tc>
+          <w:tcPr>
+            <w:tcW w:type="dxa" w:w="1872"/>
+          </w:tcPr>
+          <w:p>
+            <w:r/>
+            <w:r>
+              <w:t>GET, GET /id</w:t>
             </w:r>
           </w:p>
         </w:tc>
@@ -2519,24 +2479,24 @@
           <w:p>
             <w:r/>
             <w:r>
-              <w:t>TMF669</w:t>
-            </w:r>
-          </w:p>
-        </w:tc>
-        <w:tc>
-          <w:tcPr>
-            <w:tcW w:type="dxa" w:w="2246"/>
-          </w:tcPr>
-          <w:p>
-            <w:r/>
-            <w:r>
-              <w:t>Party Role Management API</w:t>
-            </w:r>
-          </w:p>
-        </w:tc>
-        <w:tc>
-          <w:tcPr>
-            <w:tcW w:type="dxa" w:w="1310"/>
+              <w:t>TMF632</w:t>
+            </w:r>
+          </w:p>
+        </w:tc>
+        <w:tc>
+          <w:tcPr>
+            <w:tcW w:type="dxa" w:w="2059"/>
+          </w:tcPr>
+          <w:p>
+            <w:r/>
+            <w:r>
+              <w:t>Party Management API</w:t>
+            </w:r>
+          </w:p>
+        </w:tc>
+        <w:tc>
+          <w:tcPr>
+            <w:tcW w:type="dxa" w:w="1217"/>
           </w:tcPr>
           <w:p>
             <w:r/>
@@ -2547,7 +2507,7 @@
         </w:tc>
         <w:tc>
           <w:tcPr>
-            <w:tcW w:type="dxa" w:w="1778"/>
+            <w:tcW w:type="dxa" w:w="1591"/>
           </w:tcPr>
           <w:p>
             <w:r/>
@@ -2558,29 +2518,23 @@
         </w:tc>
         <w:tc>
           <w:tcPr>
-            <w:tcW w:type="dxa" w:w="1778"/>
-          </w:tcPr>
-          <w:p>
-            <w:r/>
-            <w:r>
-              <w:t>partyRole</w:t>
-            </w:r>
-          </w:p>
-        </w:tc>
-        <w:tc>
-          <w:tcPr>
-            <w:tcW w:type="dxa" w:w="1217"/>
-          </w:tcPr>
-          <w:p>
-            <w:r/>
-            <w:r>
-              <w:t>GET</w:t>
-            </w:r>
-            <w:r>
-              <w:br/>
-            </w:r>
-            <w:r>
-              <w:t>GET /id</w:t>
+            <w:tcW w:type="dxa" w:w="1591"/>
+          </w:tcPr>
+          <w:p>
+            <w:r/>
+            <w:r>
+              <w:t>organization</w:t>
+            </w:r>
+          </w:p>
+        </w:tc>
+        <w:tc>
+          <w:tcPr>
+            <w:tcW w:type="dxa" w:w="1872"/>
+          </w:tcPr>
+          <w:p>
+            <w:r/>
+            <w:r>
+              <w:t>GET, GET /id</w:t>
             </w:r>
           </w:p>
         </w:tc>
@@ -2593,35 +2547,35 @@
           <w:p>
             <w:r/>
             <w:r>
-              <w:t>TMF662</w:t>
-            </w:r>
-          </w:p>
-        </w:tc>
-        <w:tc>
-          <w:tcPr>
-            <w:tcW w:type="dxa" w:w="2246"/>
-          </w:tcPr>
-          <w:p>
-            <w:r/>
-            <w:r>
-              <w:t>Entity Catalog Management API</w:t>
-            </w:r>
-          </w:p>
-        </w:tc>
-        <w:tc>
-          <w:tcPr>
-            <w:tcW w:type="dxa" w:w="1310"/>
-          </w:tcPr>
-          <w:p>
-            <w:r/>
-            <w:r>
-              <w:t>4</w:t>
-            </w:r>
-          </w:p>
-        </w:tc>
-        <w:tc>
-          <w:tcPr>
-            <w:tcW w:type="dxa" w:w="1778"/>
+              <w:t>TMF669</w:t>
+            </w:r>
+          </w:p>
+        </w:tc>
+        <w:tc>
+          <w:tcPr>
+            <w:tcW w:type="dxa" w:w="2059"/>
+          </w:tcPr>
+          <w:p>
+            <w:r/>
+            <w:r>
+              <w:t>Party Role Management API</w:t>
+            </w:r>
+          </w:p>
+        </w:tc>
+        <w:tc>
+          <w:tcPr>
+            <w:tcW w:type="dxa" w:w="1217"/>
+          </w:tcPr>
+          <w:p>
+            <w:r/>
+            <w:r>
+              <w:t>5</w:t>
+            </w:r>
+          </w:p>
+        </w:tc>
+        <w:tc>
+          <w:tcPr>
+            <w:tcW w:type="dxa" w:w="1591"/>
           </w:tcPr>
           <w:p>
             <w:r/>
@@ -2632,47 +2586,23 @@
         </w:tc>
         <w:tc>
           <w:tcPr>
-            <w:tcW w:type="dxa" w:w="1778"/>
-          </w:tcPr>
-          <w:p>
-            <w:r/>
-            <w:r>
-              <w:t>entitySpecification</w:t>
-            </w:r>
-            <w:r>
-              <w:br/>
-            </w:r>
-            <w:r>
-              <w:t>entityCategory</w:t>
-            </w:r>
-            <w:r>
-              <w:br/>
-            </w:r>
-            <w:r>
-              <w:t>entityCatalog</w:t>
-            </w:r>
-            <w:r>
-              <w:br/>
-            </w:r>
-            <w:r>
-              <w:t>entityCatalogItem</w:t>
-            </w:r>
-          </w:p>
-        </w:tc>
-        <w:tc>
-          <w:tcPr>
-            <w:tcW w:type="dxa" w:w="1217"/>
-          </w:tcPr>
-          <w:p>
-            <w:r/>
-            <w:r>
-              <w:t>GET</w:t>
-            </w:r>
-            <w:r>
-              <w:br/>
-            </w:r>
-            <w:r>
-              <w:t>GET /id</w:t>
+            <w:tcW w:type="dxa" w:w="1591"/>
+          </w:tcPr>
+          <w:p>
+            <w:r/>
+            <w:r>
+              <w:t>partyRole</w:t>
+            </w:r>
+          </w:p>
+        </w:tc>
+        <w:tc>
+          <w:tcPr>
+            <w:tcW w:type="dxa" w:w="1872"/>
+          </w:tcPr>
+          <w:p>
+            <w:r/>
+            <w:r>
+              <w:t>GET, GET /id</w:t>
             </w:r>
           </w:p>
         </w:tc>
@@ -2685,24 +2615,24 @@
           <w:p>
             <w:r/>
             <w:r>
-              <w:t>TMF667</w:t>
-            </w:r>
-          </w:p>
-        </w:tc>
-        <w:tc>
-          <w:tcPr>
-            <w:tcW w:type="dxa" w:w="2246"/>
-          </w:tcPr>
-          <w:p>
-            <w:r/>
-            <w:r>
-              <w:t>Document Management API</w:t>
-            </w:r>
-          </w:p>
-        </w:tc>
-        <w:tc>
-          <w:tcPr>
-            <w:tcW w:type="dxa" w:w="1310"/>
+              <w:t>TMF669</w:t>
+            </w:r>
+          </w:p>
+        </w:tc>
+        <w:tc>
+          <w:tcPr>
+            <w:tcW w:type="dxa" w:w="2059"/>
+          </w:tcPr>
+          <w:p>
+            <w:r/>
+            <w:r>
+              <w:t>Party Role Management API</w:t>
+            </w:r>
+          </w:p>
+        </w:tc>
+        <w:tc>
+          <w:tcPr>
+            <w:tcW w:type="dxa" w:w="1217"/>
           </w:tcPr>
           <w:p>
             <w:r/>
@@ -2713,7 +2643,7 @@
         </w:tc>
         <w:tc>
           <w:tcPr>
-            <w:tcW w:type="dxa" w:w="1778"/>
+            <w:tcW w:type="dxa" w:w="1591"/>
           </w:tcPr>
           <w:p>
             <w:r/>
@@ -2724,29 +2654,23 @@
         </w:tc>
         <w:tc>
           <w:tcPr>
-            <w:tcW w:type="dxa" w:w="1778"/>
-          </w:tcPr>
-          <w:p>
-            <w:r/>
-            <w:r>
-              <w:t>document</w:t>
-            </w:r>
-          </w:p>
-        </w:tc>
-        <w:tc>
-          <w:tcPr>
-            <w:tcW w:type="dxa" w:w="1217"/>
-          </w:tcPr>
-          <w:p>
-            <w:r/>
-            <w:r>
-              <w:t>GET</w:t>
-            </w:r>
-            <w:r>
-              <w:br/>
-            </w:r>
-            <w:r>
-              <w:t>GET /id</w:t>
+            <w:tcW w:type="dxa" w:w="1591"/>
+          </w:tcPr>
+          <w:p>
+            <w:r/>
+            <w:r>
+              <w:t>partyRole</w:t>
+            </w:r>
+          </w:p>
+        </w:tc>
+        <w:tc>
+          <w:tcPr>
+            <w:tcW w:type="dxa" w:w="1872"/>
+          </w:tcPr>
+          <w:p>
+            <w:r/>
+            <w:r>
+              <w:t>GET, GET /id</w:t>
             </w:r>
           </w:p>
         </w:tc>
@@ -2759,24 +2683,24 @@
           <w:p>
             <w:r/>
             <w:r>
-              <w:t>TMF681</w:t>
-            </w:r>
-          </w:p>
-        </w:tc>
-        <w:tc>
-          <w:tcPr>
-            <w:tcW w:type="dxa" w:w="2246"/>
-          </w:tcPr>
-          <w:p>
-            <w:r/>
-            <w:r>
-              <w:t>Communication Management API</w:t>
-            </w:r>
-          </w:p>
-        </w:tc>
-        <w:tc>
-          <w:tcPr>
-            <w:tcW w:type="dxa" w:w="1310"/>
+              <w:t>TMF662</w:t>
+            </w:r>
+          </w:p>
+        </w:tc>
+        <w:tc>
+          <w:tcPr>
+            <w:tcW w:type="dxa" w:w="2059"/>
+          </w:tcPr>
+          <w:p>
+            <w:r/>
+            <w:r>
+              <w:t>Entity Catalog Management API</w:t>
+            </w:r>
+          </w:p>
+        </w:tc>
+        <w:tc>
+          <w:tcPr>
+            <w:tcW w:type="dxa" w:w="1217"/>
           </w:tcPr>
           <w:p>
             <w:r/>
@@ -2787,7 +2711,7 @@
         </w:tc>
         <w:tc>
           <w:tcPr>
-            <w:tcW w:type="dxa" w:w="1778"/>
+            <w:tcW w:type="dxa" w:w="1591"/>
           </w:tcPr>
           <w:p>
             <w:r/>
@@ -2798,29 +2722,23 @@
         </w:tc>
         <w:tc>
           <w:tcPr>
-            <w:tcW w:type="dxa" w:w="1778"/>
-          </w:tcPr>
-          <w:p>
-            <w:r/>
-            <w:r>
-              <w:t>communicationMessage</w:t>
-            </w:r>
-          </w:p>
-        </w:tc>
-        <w:tc>
-          <w:tcPr>
-            <w:tcW w:type="dxa" w:w="1217"/>
-          </w:tcPr>
-          <w:p>
-            <w:r/>
-            <w:r>
-              <w:t>GET</w:t>
-            </w:r>
-            <w:r>
-              <w:br/>
-            </w:r>
-            <w:r>
-              <w:t>GET /id</w:t>
+            <w:tcW w:type="dxa" w:w="1591"/>
+          </w:tcPr>
+          <w:p>
+            <w:r/>
+            <w:r>
+              <w:t>entitySpecification</w:t>
+            </w:r>
+          </w:p>
+        </w:tc>
+        <w:tc>
+          <w:tcPr>
+            <w:tcW w:type="dxa" w:w="1872"/>
+          </w:tcPr>
+          <w:p>
+            <w:r/>
+            <w:r>
+              <w:t>GET, GET /id</w:t>
             </w:r>
           </w:p>
         </w:tc>
@@ -2833,24 +2751,364 @@
           <w:p>
             <w:r/>
             <w:r>
+              <w:t>TMF662</w:t>
+            </w:r>
+          </w:p>
+        </w:tc>
+        <w:tc>
+          <w:tcPr>
+            <w:tcW w:type="dxa" w:w="2059"/>
+          </w:tcPr>
+          <w:p>
+            <w:r/>
+            <w:r>
+              <w:t>Entity Catalog Management API</w:t>
+            </w:r>
+          </w:p>
+        </w:tc>
+        <w:tc>
+          <w:tcPr>
+            <w:tcW w:type="dxa" w:w="1217"/>
+          </w:tcPr>
+          <w:p>
+            <w:r/>
+            <w:r>
+              <w:t>4</w:t>
+            </w:r>
+          </w:p>
+        </w:tc>
+        <w:tc>
+          <w:tcPr>
+            <w:tcW w:type="dxa" w:w="1591"/>
+          </w:tcPr>
+          <w:p>
+            <w:r/>
+            <w:r>
+              <w:t>Optional</w:t>
+            </w:r>
+          </w:p>
+        </w:tc>
+        <w:tc>
+          <w:tcPr>
+            <w:tcW w:type="dxa" w:w="1591"/>
+          </w:tcPr>
+          <w:p>
+            <w:r/>
+            <w:r>
+              <w:t>entityCategory</w:t>
+            </w:r>
+          </w:p>
+        </w:tc>
+        <w:tc>
+          <w:tcPr>
+            <w:tcW w:type="dxa" w:w="1872"/>
+          </w:tcPr>
+          <w:p>
+            <w:r/>
+            <w:r>
+              <w:t>GET, GET /id</w:t>
+            </w:r>
+          </w:p>
+        </w:tc>
+      </w:tr>
+      <w:tr>
+        <w:tc>
+          <w:tcPr>
+            <w:tcW w:type="dxa" w:w="1030"/>
+          </w:tcPr>
+          <w:p>
+            <w:r/>
+            <w:r>
+              <w:t>TMF662</w:t>
+            </w:r>
+          </w:p>
+        </w:tc>
+        <w:tc>
+          <w:tcPr>
+            <w:tcW w:type="dxa" w:w="2059"/>
+          </w:tcPr>
+          <w:p>
+            <w:r/>
+            <w:r>
+              <w:t>Entity Catalog Management API</w:t>
+            </w:r>
+          </w:p>
+        </w:tc>
+        <w:tc>
+          <w:tcPr>
+            <w:tcW w:type="dxa" w:w="1217"/>
+          </w:tcPr>
+          <w:p>
+            <w:r/>
+            <w:r>
+              <w:t>4</w:t>
+            </w:r>
+          </w:p>
+        </w:tc>
+        <w:tc>
+          <w:tcPr>
+            <w:tcW w:type="dxa" w:w="1591"/>
+          </w:tcPr>
+          <w:p>
+            <w:r/>
+            <w:r>
+              <w:t>Optional</w:t>
+            </w:r>
+          </w:p>
+        </w:tc>
+        <w:tc>
+          <w:tcPr>
+            <w:tcW w:type="dxa" w:w="1591"/>
+          </w:tcPr>
+          <w:p>
+            <w:r/>
+            <w:r>
+              <w:t>entityCatalog</w:t>
+            </w:r>
+          </w:p>
+        </w:tc>
+        <w:tc>
+          <w:tcPr>
+            <w:tcW w:type="dxa" w:w="1872"/>
+          </w:tcPr>
+          <w:p>
+            <w:r/>
+            <w:r>
+              <w:t>GET, GET /id</w:t>
+            </w:r>
+          </w:p>
+        </w:tc>
+      </w:tr>
+      <w:tr>
+        <w:tc>
+          <w:tcPr>
+            <w:tcW w:type="dxa" w:w="1030"/>
+          </w:tcPr>
+          <w:p>
+            <w:r/>
+            <w:r>
+              <w:t>TMF662</w:t>
+            </w:r>
+          </w:p>
+        </w:tc>
+        <w:tc>
+          <w:tcPr>
+            <w:tcW w:type="dxa" w:w="2059"/>
+          </w:tcPr>
+          <w:p>
+            <w:r/>
+            <w:r>
+              <w:t>Entity Catalog Management API</w:t>
+            </w:r>
+          </w:p>
+        </w:tc>
+        <w:tc>
+          <w:tcPr>
+            <w:tcW w:type="dxa" w:w="1217"/>
+          </w:tcPr>
+          <w:p>
+            <w:r/>
+            <w:r>
+              <w:t>4</w:t>
+            </w:r>
+          </w:p>
+        </w:tc>
+        <w:tc>
+          <w:tcPr>
+            <w:tcW w:type="dxa" w:w="1591"/>
+          </w:tcPr>
+          <w:p>
+            <w:r/>
+            <w:r>
+              <w:t>Optional</w:t>
+            </w:r>
+          </w:p>
+        </w:tc>
+        <w:tc>
+          <w:tcPr>
+            <w:tcW w:type="dxa" w:w="1591"/>
+          </w:tcPr>
+          <w:p>
+            <w:r/>
+            <w:r>
+              <w:t>entityCatalogItem</w:t>
+            </w:r>
+          </w:p>
+        </w:tc>
+        <w:tc>
+          <w:tcPr>
+            <w:tcW w:type="dxa" w:w="1872"/>
+          </w:tcPr>
+          <w:p>
+            <w:r/>
+            <w:r>
+              <w:t>GET, GET /id</w:t>
+            </w:r>
+          </w:p>
+        </w:tc>
+      </w:tr>
+      <w:tr>
+        <w:tc>
+          <w:tcPr>
+            <w:tcW w:type="dxa" w:w="1030"/>
+          </w:tcPr>
+          <w:p>
+            <w:r/>
+            <w:r>
+              <w:t>TMF667</w:t>
+            </w:r>
+          </w:p>
+        </w:tc>
+        <w:tc>
+          <w:tcPr>
+            <w:tcW w:type="dxa" w:w="2059"/>
+          </w:tcPr>
+          <w:p>
+            <w:r/>
+            <w:r>
+              <w:t>Document Management API</w:t>
+            </w:r>
+          </w:p>
+        </w:tc>
+        <w:tc>
+          <w:tcPr>
+            <w:tcW w:type="dxa" w:w="1217"/>
+          </w:tcPr>
+          <w:p>
+            <w:r/>
+            <w:r>
+              <w:t>4</w:t>
+            </w:r>
+          </w:p>
+        </w:tc>
+        <w:tc>
+          <w:tcPr>
+            <w:tcW w:type="dxa" w:w="1591"/>
+          </w:tcPr>
+          <w:p>
+            <w:r/>
+            <w:r>
+              <w:t>Optional</w:t>
+            </w:r>
+          </w:p>
+        </w:tc>
+        <w:tc>
+          <w:tcPr>
+            <w:tcW w:type="dxa" w:w="1591"/>
+          </w:tcPr>
+          <w:p>
+            <w:r/>
+            <w:r>
+              <w:t>document</w:t>
+            </w:r>
+          </w:p>
+        </w:tc>
+        <w:tc>
+          <w:tcPr>
+            <w:tcW w:type="dxa" w:w="1872"/>
+          </w:tcPr>
+          <w:p>
+            <w:r/>
+            <w:r>
+              <w:t>GET, GET /id</w:t>
+            </w:r>
+          </w:p>
+        </w:tc>
+      </w:tr>
+      <w:tr>
+        <w:tc>
+          <w:tcPr>
+            <w:tcW w:type="dxa" w:w="1030"/>
+          </w:tcPr>
+          <w:p>
+            <w:r/>
+            <w:r>
+              <w:t>TMF681</w:t>
+            </w:r>
+          </w:p>
+        </w:tc>
+        <w:tc>
+          <w:tcPr>
+            <w:tcW w:type="dxa" w:w="2059"/>
+          </w:tcPr>
+          <w:p>
+            <w:r/>
+            <w:r>
+              <w:t>Communication Management API</w:t>
+            </w:r>
+          </w:p>
+        </w:tc>
+        <w:tc>
+          <w:tcPr>
+            <w:tcW w:type="dxa" w:w="1217"/>
+          </w:tcPr>
+          <w:p>
+            <w:r/>
+            <w:r>
+              <w:t>4</w:t>
+            </w:r>
+          </w:p>
+        </w:tc>
+        <w:tc>
+          <w:tcPr>
+            <w:tcW w:type="dxa" w:w="1591"/>
+          </w:tcPr>
+          <w:p>
+            <w:r/>
+            <w:r>
+              <w:t>Optional</w:t>
+            </w:r>
+          </w:p>
+        </w:tc>
+        <w:tc>
+          <w:tcPr>
+            <w:tcW w:type="dxa" w:w="1591"/>
+          </w:tcPr>
+          <w:p>
+            <w:r/>
+            <w:r>
+              <w:t>communicationMessage</w:t>
+            </w:r>
+          </w:p>
+        </w:tc>
+        <w:tc>
+          <w:tcPr>
+            <w:tcW w:type="dxa" w:w="1872"/>
+          </w:tcPr>
+          <w:p>
+            <w:r/>
+            <w:r>
+              <w:t>GET, GET /id</w:t>
+            </w:r>
+          </w:p>
+        </w:tc>
+      </w:tr>
+      <w:tr>
+        <w:tc>
+          <w:tcPr>
+            <w:tcW w:type="dxa" w:w="1030"/>
+          </w:tcPr>
+          <w:p>
+            <w:r/>
+            <w:r>
               <w:t>TMF701</w:t>
             </w:r>
           </w:p>
         </w:tc>
         <w:tc>
           <w:tcPr>
-            <w:tcW w:type="dxa" w:w="2246"/>
-          </w:tcPr>
-          <w:p>
-            <w:r/>
-            <w:r>
-              <w:t>Process Flow Management API</w:t>
-            </w:r>
-          </w:p>
-        </w:tc>
-        <w:tc>
-          <w:tcPr>
-            <w:tcW w:type="dxa" w:w="1310"/>
+            <w:tcW w:type="dxa" w:w="2059"/>
+          </w:tcPr>
+          <w:p>
+            <w:r/>
+            <w:r>
+              <w:t>UNRESOLVED-TMF701</w:t>
+            </w:r>
+          </w:p>
+        </w:tc>
+        <w:tc>
+          <w:tcPr>
+            <w:tcW w:type="dxa" w:w="1217"/>
           </w:tcPr>
           <w:p>
             <w:r/>
@@ -2861,7 +3119,7 @@
         </w:tc>
         <w:tc>
           <w:tcPr>
-            <w:tcW w:type="dxa" w:w="1778"/>
+            <w:tcW w:type="dxa" w:w="1591"/>
           </w:tcPr>
           <w:p>
             <w:r/>
@@ -2872,7 +3130,7 @@
         </w:tc>
         <w:tc>
           <w:tcPr>
-            <w:tcW w:type="dxa" w:w="1778"/>
+            <w:tcW w:type="dxa" w:w="1591"/>
           </w:tcPr>
           <w:p>
             <w:r/>
@@ -2883,30 +3141,12 @@
         </w:tc>
         <w:tc>
           <w:tcPr>
-            <w:tcW w:type="dxa" w:w="1217"/>
-          </w:tcPr>
-          <w:p>
-            <w:r/>
-            <w:r>
-              <w:t>POST</w:t>
-            </w:r>
-            <w:r>
-              <w:br/>
-            </w:r>
-            <w:r>
-              <w:t>GET</w:t>
-            </w:r>
-            <w:r>
-              <w:br/>
-            </w:r>
-            <w:r>
-              <w:t>GET /id</w:t>
-            </w:r>
-            <w:r>
-              <w:br/>
-            </w:r>
-            <w:r>
-              <w:t>PATCH</w:t>
+            <w:tcW w:type="dxa" w:w="1872"/>
+          </w:tcPr>
+          <w:p>
+            <w:r/>
+            <w:r>
+              <w:t>POST, GET, GET /id, PATCH</w:t>
             </w:r>
           </w:p>
         </w:tc>
@@ -3117,7 +3357,7 @@
           <w:p>
             <w:r/>
             <w:r>
-              <w:t>Process Flow Management API</w:t>
+              <w:t>UNRESOLVED-TMF701</w:t>
             </w:r>
           </w:p>
         </w:tc>
@@ -3275,7 +3515,7 @@
         </w:tc>
         <w:tc>
           <w:tcPr>
-            <w:tcW w:type="dxa" w:w="3370"/>
+            <w:tcW w:type="dxa" w:w="3276"/>
           </w:tcPr>
           <w:p>
             <w:r/>
@@ -3289,7 +3529,7 @@
         </w:tc>
         <w:tc>
           <w:tcPr>
-            <w:tcW w:type="dxa" w:w="4680"/>
+            <w:tcW w:type="dxa" w:w="4774"/>
           </w:tcPr>
           <w:p>
             <w:r/>
@@ -3316,7 +3556,7 @@
         </w:tc>
         <w:tc>
           <w:tcPr>
-            <w:tcW w:type="dxa" w:w="3370"/>
+            <w:tcW w:type="dxa" w:w="3276"/>
           </w:tcPr>
           <w:p>
             <w:r/>
@@ -3327,7 +3567,7 @@
         </w:tc>
         <w:tc>
           <w:tcPr>
-            <w:tcW w:type="dxa" w:w="4680"/>
+            <w:tcW w:type="dxa" w:w="4774"/>
           </w:tcPr>
           <w:p>
             <w:r/>
@@ -3393,7 +3633,7 @@
         </w:tc>
         <w:tc>
           <w:tcPr>
-            <w:tcW w:type="dxa" w:w="3370"/>
+            <w:tcW w:type="dxa" w:w="3276"/>
           </w:tcPr>
           <w:p>
             <w:r/>
@@ -3404,7 +3644,7 @@
         </w:tc>
         <w:tc>
           <w:tcPr>
-            <w:tcW w:type="dxa" w:w="4680"/>
+            <w:tcW w:type="dxa" w:w="4774"/>
           </w:tcPr>
           <w:p>
             <w:r/>
@@ -3428,7 +3668,7 @@
         </w:tc>
         <w:tc>
           <w:tcPr>
-            <w:tcW w:type="dxa" w:w="3370"/>
+            <w:tcW w:type="dxa" w:w="3276"/>
           </w:tcPr>
           <w:p>
             <w:r/>
@@ -3439,7 +3679,7 @@
         </w:tc>
         <w:tc>
           <w:tcPr>
-            <w:tcW w:type="dxa" w:w="4680"/>
+            <w:tcW w:type="dxa" w:w="4774"/>
           </w:tcPr>
           <w:p>
             <w:r/>
@@ -3469,18 +3709,18 @@
         </w:tc>
         <w:tc>
           <w:tcPr>
-            <w:tcW w:type="dxa" w:w="3370"/>
-          </w:tcPr>
-          <w:p>
-            <w:r/>
-            <w:r>
-              <w:t>Process Flow Management API</w:t>
-            </w:r>
-          </w:p>
-        </w:tc>
-        <w:tc>
-          <w:tcPr>
-            <w:tcW w:type="dxa" w:w="4680"/>
+            <w:tcW w:type="dxa" w:w="3276"/>
+          </w:tcPr>
+          <w:p>
+            <w:r/>
+            <w:r>
+              <w:t>UNRESOLVED-TMF701</w:t>
+            </w:r>
+          </w:p>
+        </w:tc>
+        <w:tc>
+          <w:tcPr>
+            <w:tcW w:type="dxa" w:w="4774"/>
           </w:tcPr>
           <w:p>
             <w:r/>

--- a/specifications/TMFC023-PartyInteractionManagement/Diagrams/TMFC023_Party_Interaction_Management.docx
+++ b/specifications/TMFC023-PartyInteractionManagement/Diagrams/TMFC023_Party_Interaction_Management.docx
@@ -155,6 +155,9 @@
         </w:tc>
       </w:tr>
       <w:tr>
+        <w:trPr>
+          <w:cantSplit/>
+        </w:trPr>
         <w:tc>
           <w:tcPr>
             <w:tcW w:type="dxa" w:w="2621"/>
@@ -358,6 +361,9 @@
         </w:tc>
       </w:tr>
       <w:tr>
+        <w:trPr>
+          <w:cantSplit/>
+        </w:trPr>
         <w:tc>
           <w:tcPr>
             <w:tcW w:type="dxa" w:w="1404"/>
@@ -404,6 +410,9 @@
         </w:tc>
       </w:tr>
       <w:tr>
+        <w:trPr>
+          <w:cantSplit/>
+        </w:trPr>
         <w:tc>
           <w:tcPr>
             <w:tcW w:type="dxa" w:w="1404"/>
@@ -450,6 +459,9 @@
         </w:tc>
       </w:tr>
       <w:tr>
+        <w:trPr>
+          <w:cantSplit/>
+        </w:trPr>
         <w:tc>
           <w:tcPr>
             <w:tcW w:type="dxa" w:w="1404"/>
@@ -496,6 +508,9 @@
         </w:tc>
       </w:tr>
       <w:tr>
+        <w:trPr>
+          <w:cantSplit/>
+        </w:trPr>
         <w:tc>
           <w:tcPr>
             <w:tcW w:type="dxa" w:w="1404"/>
@@ -542,6 +557,9 @@
         </w:tc>
       </w:tr>
       <w:tr>
+        <w:trPr>
+          <w:cantSplit/>
+        </w:trPr>
         <w:tc>
           <w:tcPr>
             <w:tcW w:type="dxa" w:w="1404"/>
@@ -588,6 +606,9 @@
         </w:tc>
       </w:tr>
       <w:tr>
+        <w:trPr>
+          <w:cantSplit/>
+        </w:trPr>
         <w:tc>
           <w:tcPr>
             <w:tcW w:type="dxa" w:w="1404"/>
@@ -634,6 +655,9 @@
         </w:tc>
       </w:tr>
       <w:tr>
+        <w:trPr>
+          <w:cantSplit/>
+        </w:trPr>
         <w:tc>
           <w:tcPr>
             <w:tcW w:type="dxa" w:w="1404"/>
@@ -680,6 +704,9 @@
         </w:tc>
       </w:tr>
       <w:tr>
+        <w:trPr>
+          <w:cantSplit/>
+        </w:trPr>
         <w:tc>
           <w:tcPr>
             <w:tcW w:type="dxa" w:w="1404"/>
@@ -726,6 +753,9 @@
         </w:tc>
       </w:tr>
       <w:tr>
+        <w:trPr>
+          <w:cantSplit/>
+        </w:trPr>
         <w:tc>
           <w:tcPr>
             <w:tcW w:type="dxa" w:w="1404"/>
@@ -772,6 +802,9 @@
         </w:tc>
       </w:tr>
       <w:tr>
+        <w:trPr>
+          <w:cantSplit/>
+        </w:trPr>
         <w:tc>
           <w:tcPr>
             <w:tcW w:type="dxa" w:w="1404"/>
@@ -818,6 +851,9 @@
         </w:tc>
       </w:tr>
       <w:tr>
+        <w:trPr>
+          <w:cantSplit/>
+        </w:trPr>
         <w:tc>
           <w:tcPr>
             <w:tcW w:type="dxa" w:w="1404"/>
@@ -905,7 +941,7 @@
         </w:trPr>
         <w:tc>
           <w:tcPr>
-            <w:tcW w:type="dxa" w:w="2059"/>
+            <w:tcW w:type="dxa" w:w="2246"/>
           </w:tcPr>
           <w:p>
             <w:r/>
@@ -919,7 +955,7 @@
         </w:tc>
         <w:tc>
           <w:tcPr>
-            <w:tcW w:type="dxa" w:w="2902"/>
+            <w:tcW w:type="dxa" w:w="2808"/>
           </w:tcPr>
           <w:p>
             <w:r/>
@@ -933,7 +969,7 @@
         </w:tc>
         <w:tc>
           <w:tcPr>
-            <w:tcW w:type="dxa" w:w="2153"/>
+            <w:tcW w:type="dxa" w:w="2059"/>
           </w:tcPr>
           <w:p>
             <w:r/>
@@ -961,31 +997,34 @@
         </w:tc>
       </w:tr>
       <w:tr>
+        <w:trPr>
+          <w:cantSplit/>
+        </w:trPr>
+        <w:tc>
+          <w:tcPr>
+            <w:tcW w:type="dxa" w:w="2246"/>
+          </w:tcPr>
+          <w:p>
+            <w:r/>
+            <w:r>
+              <w:t>Communication Interaction ABE</w:t>
+            </w:r>
+          </w:p>
+        </w:tc>
+        <w:tc>
+          <w:tcPr>
+            <w:tcW w:type="dxa" w:w="2808"/>
+          </w:tcPr>
+          <w:p>
+            <w:r/>
+            <w:r>
+              <w:t>The Communication Interaction ABE contains all entities needed for specifying a CommunicationInteraction describing an exchange of information during a communication between two or more human(s) and/or machine(s) during a period of time. CommunicationInteraction might concern Parties playing a role of Customer, Supplier… or even Resource, therefore the ABE « Communication Interaction ABE » is located in « Shared Domain ».</w:t>
+            </w:r>
+          </w:p>
+        </w:tc>
         <w:tc>
           <w:tcPr>
             <w:tcW w:type="dxa" w:w="2059"/>
-          </w:tcPr>
-          <w:p>
-            <w:r/>
-            <w:r>
-              <w:t>Communication Interaction</w:t>
-            </w:r>
-          </w:p>
-        </w:tc>
-        <w:tc>
-          <w:tcPr>
-            <w:tcW w:type="dxa" w:w="2902"/>
-          </w:tcPr>
-          <w:p>
-            <w:r/>
-            <w:r>
-              <w:t>The Communication Interaction ABE contains all entities needed for specifying a CommunicationInteraction describing an exchange of information during a communication between two or more human(s) and/or machine(s) during a period of time. CommunicationInteraction might concern Parties playing a role of Customer, Supplier… or even Resource, therefore the ABE « Communication Interaction ABE » is located in « Shared Domain ».</w:t>
-            </w:r>
-          </w:p>
-        </w:tc>
-        <w:tc>
-          <w:tcPr>
-            <w:tcW w:type="dxa" w:w="2153"/>
           </w:tcPr>
           <w:p>
             <w:r/>
@@ -1078,7 +1117,7 @@
               <w:rPr>
                 <w:b/>
               </w:rPr>
-              <w:t>Aggregate Function Level 1</w:t>
+              <w:t>Aggregate Function L1</w:t>
             </w:r>
           </w:p>
         </w:tc>
@@ -1092,7 +1131,7 @@
               <w:rPr>
                 <w:b/>
               </w:rPr>
-              <w:t>Aggregate Function Level 2</w:t>
+              <w:t>Aggregate Function L2</w:t>
             </w:r>
           </w:p>
         </w:tc>
@@ -1112,6 +1151,9 @@
         </w:tc>
       </w:tr>
       <w:tr>
+        <w:trPr>
+          <w:cantSplit/>
+        </w:trPr>
         <w:tc>
           <w:tcPr>
             <w:tcW w:type="dxa" w:w="1123"/>
@@ -1169,6 +1211,9 @@
         </w:tc>
       </w:tr>
       <w:tr>
+        <w:trPr>
+          <w:cantSplit/>
+        </w:trPr>
         <w:tc>
           <w:tcPr>
             <w:tcW w:type="dxa" w:w="1123"/>
@@ -1226,6 +1271,9 @@
         </w:tc>
       </w:tr>
       <w:tr>
+        <w:trPr>
+          <w:cantSplit/>
+        </w:trPr>
         <w:tc>
           <w:tcPr>
             <w:tcW w:type="dxa" w:w="1123"/>
@@ -1283,6 +1331,9 @@
         </w:tc>
       </w:tr>
       <w:tr>
+        <w:trPr>
+          <w:cantSplit/>
+        </w:trPr>
         <w:tc>
           <w:tcPr>
             <w:tcW w:type="dxa" w:w="1123"/>
@@ -1340,6 +1391,9 @@
         </w:tc>
       </w:tr>
       <w:tr>
+        <w:trPr>
+          <w:cantSplit/>
+        </w:trPr>
         <w:tc>
           <w:tcPr>
             <w:tcW w:type="dxa" w:w="1123"/>
@@ -1397,6 +1451,9 @@
         </w:tc>
       </w:tr>
       <w:tr>
+        <w:trPr>
+          <w:cantSplit/>
+        </w:trPr>
         <w:tc>
           <w:tcPr>
             <w:tcW w:type="dxa" w:w="1123"/>
@@ -1454,6 +1511,9 @@
         </w:tc>
       </w:tr>
       <w:tr>
+        <w:trPr>
+          <w:cantSplit/>
+        </w:trPr>
         <w:tc>
           <w:tcPr>
             <w:tcW w:type="dxa" w:w="1123"/>
@@ -1511,6 +1571,9 @@
         </w:tc>
       </w:tr>
       <w:tr>
+        <w:trPr>
+          <w:cantSplit/>
+        </w:trPr>
         <w:tc>
           <w:tcPr>
             <w:tcW w:type="dxa" w:w="1123"/>
@@ -1568,6 +1631,9 @@
         </w:tc>
       </w:tr>
       <w:tr>
+        <w:trPr>
+          <w:cantSplit/>
+        </w:trPr>
         <w:tc>
           <w:tcPr>
             <w:tcW w:type="dxa" w:w="1123"/>
@@ -1830,6 +1896,9 @@
         </w:tc>
       </w:tr>
       <w:tr>
+        <w:trPr>
+          <w:cantSplit/>
+        </w:trPr>
         <w:tc>
           <w:tcPr>
             <w:tcW w:type="dxa" w:w="1030"/>
@@ -1898,6 +1967,9 @@
         </w:tc>
       </w:tr>
       <w:tr>
+        <w:trPr>
+          <w:cantSplit/>
+        </w:trPr>
         <w:tc>
           <w:tcPr>
             <w:tcW w:type="dxa" w:w="1030"/>
@@ -1966,6 +2038,9 @@
         </w:tc>
       </w:tr>
       <w:tr>
+        <w:trPr>
+          <w:cantSplit/>
+        </w:trPr>
         <w:tc>
           <w:tcPr>
             <w:tcW w:type="dxa" w:w="1030"/>
@@ -2034,6 +2109,9 @@
         </w:tc>
       </w:tr>
       <w:tr>
+        <w:trPr>
+          <w:cantSplit/>
+        </w:trPr>
         <w:tc>
           <w:tcPr>
             <w:tcW w:type="dxa" w:w="1030"/>
@@ -2268,6 +2346,9 @@
         </w:tc>
       </w:tr>
       <w:tr>
+        <w:trPr>
+          <w:cantSplit/>
+        </w:trPr>
         <w:tc>
           <w:tcPr>
             <w:tcW w:type="dxa" w:w="1030"/>
@@ -2336,6 +2417,9 @@
         </w:tc>
       </w:tr>
       <w:tr>
+        <w:trPr>
+          <w:cantSplit/>
+        </w:trPr>
         <w:tc>
           <w:tcPr>
             <w:tcW w:type="dxa" w:w="1030"/>
@@ -2404,6 +2488,9 @@
         </w:tc>
       </w:tr>
       <w:tr>
+        <w:trPr>
+          <w:cantSplit/>
+        </w:trPr>
         <w:tc>
           <w:tcPr>
             <w:tcW w:type="dxa" w:w="1030"/>
@@ -2472,6 +2559,9 @@
         </w:tc>
       </w:tr>
       <w:tr>
+        <w:trPr>
+          <w:cantSplit/>
+        </w:trPr>
         <w:tc>
           <w:tcPr>
             <w:tcW w:type="dxa" w:w="1030"/>
@@ -2540,6 +2630,9 @@
         </w:tc>
       </w:tr>
       <w:tr>
+        <w:trPr>
+          <w:cantSplit/>
+        </w:trPr>
         <w:tc>
           <w:tcPr>
             <w:tcW w:type="dxa" w:w="1030"/>
@@ -2608,6 +2701,9 @@
         </w:tc>
       </w:tr>
       <w:tr>
+        <w:trPr>
+          <w:cantSplit/>
+        </w:trPr>
         <w:tc>
           <w:tcPr>
             <w:tcW w:type="dxa" w:w="1030"/>
@@ -2676,6 +2772,9 @@
         </w:tc>
       </w:tr>
       <w:tr>
+        <w:trPr>
+          <w:cantSplit/>
+        </w:trPr>
         <w:tc>
           <w:tcPr>
             <w:tcW w:type="dxa" w:w="1030"/>
@@ -2744,6 +2843,9 @@
         </w:tc>
       </w:tr>
       <w:tr>
+        <w:trPr>
+          <w:cantSplit/>
+        </w:trPr>
         <w:tc>
           <w:tcPr>
             <w:tcW w:type="dxa" w:w="1030"/>
@@ -2812,6 +2914,9 @@
         </w:tc>
       </w:tr>
       <w:tr>
+        <w:trPr>
+          <w:cantSplit/>
+        </w:trPr>
         <w:tc>
           <w:tcPr>
             <w:tcW w:type="dxa" w:w="1030"/>
@@ -2880,6 +2985,9 @@
         </w:tc>
       </w:tr>
       <w:tr>
+        <w:trPr>
+          <w:cantSplit/>
+        </w:trPr>
         <w:tc>
           <w:tcPr>
             <w:tcW w:type="dxa" w:w="1030"/>
@@ -2948,6 +3056,9 @@
         </w:tc>
       </w:tr>
       <w:tr>
+        <w:trPr>
+          <w:cantSplit/>
+        </w:trPr>
         <w:tc>
           <w:tcPr>
             <w:tcW w:type="dxa" w:w="1030"/>
@@ -3016,6 +3127,9 @@
         </w:tc>
       </w:tr>
       <w:tr>
+        <w:trPr>
+          <w:cantSplit/>
+        </w:trPr>
         <w:tc>
           <w:tcPr>
             <w:tcW w:type="dxa" w:w="1030"/>
@@ -3084,6 +3198,9 @@
         </w:tc>
       </w:tr>
       <w:tr>
+        <w:trPr>
+          <w:cantSplit/>
+        </w:trPr>
         <w:tc>
           <w:tcPr>
             <w:tcW w:type="dxa" w:w="1030"/>
@@ -3286,6 +3403,9 @@
         </w:tc>
       </w:tr>
       <w:tr>
+        <w:trPr>
+          <w:cantSplit/>
+        </w:trPr>
         <w:tc>
           <w:tcPr>
             <w:tcW w:type="dxa" w:w="1310"/>
@@ -3339,6 +3459,9 @@
         </w:tc>
       </w:tr>
       <w:tr>
+        <w:trPr>
+          <w:cantSplit/>
+        </w:trPr>
         <w:tc>
           <w:tcPr>
             <w:tcW w:type="dxa" w:w="1310"/>
@@ -3543,6 +3666,9 @@
         </w:tc>
       </w:tr>
       <w:tr>
+        <w:trPr>
+          <w:cantSplit/>
+        </w:trPr>
         <w:tc>
           <w:tcPr>
             <w:tcW w:type="dxa" w:w="1310"/>
@@ -3620,6 +3746,9 @@
         </w:tc>
       </w:tr>
       <w:tr>
+        <w:trPr>
+          <w:cantSplit/>
+        </w:trPr>
         <w:tc>
           <w:tcPr>
             <w:tcW w:type="dxa" w:w="1310"/>
@@ -3655,6 +3784,9 @@
         </w:tc>
       </w:tr>
       <w:tr>
+        <w:trPr>
+          <w:cantSplit/>
+        </w:trPr>
         <w:tc>
           <w:tcPr>
             <w:tcW w:type="dxa" w:w="1310"/>
@@ -3696,6 +3828,9 @@
         </w:tc>
       </w:tr>
       <w:tr>
+        <w:trPr>
+          <w:cantSplit/>
+        </w:trPr>
         <w:tc>
           <w:tcPr>
             <w:tcW w:type="dxa" w:w="1310"/>
@@ -3876,6 +4011,9 @@
         </w:tc>
       </w:tr>
       <w:tr>
+        <w:trPr>
+          <w:cantSplit/>
+        </w:trPr>
         <w:tc>
           <w:tcPr>
             <w:tcW w:type="dxa" w:w="5990"/>
@@ -3900,6 +4038,9 @@
         </w:tc>
       </w:tr>
       <w:tr>
+        <w:trPr>
+          <w:cantSplit/>
+        </w:trPr>
         <w:tc>
           <w:tcPr>
             <w:tcW w:type="dxa" w:w="5990"/>
@@ -3924,6 +4065,9 @@
         </w:tc>
       </w:tr>
       <w:tr>
+        <w:trPr>
+          <w:cantSplit/>
+        </w:trPr>
         <w:tc>
           <w:tcPr>
             <w:tcW w:type="dxa" w:w="5990"/>
@@ -4082,6 +4226,9 @@
         </w:tc>
       </w:tr>
       <w:tr>
+        <w:trPr>
+          <w:cantSplit/>
+        </w:trPr>
         <w:tc>
           <w:tcPr>
             <w:tcW w:type="dxa" w:w="1872"/>
@@ -4128,6 +4275,9 @@
         </w:tc>
       </w:tr>
       <w:tr>
+        <w:trPr>
+          <w:cantSplit/>
+        </w:trPr>
         <w:tc>
           <w:tcPr>
             <w:tcW w:type="dxa" w:w="1872"/>
@@ -4174,6 +4324,9 @@
         </w:tc>
       </w:tr>
       <w:tr>
+        <w:trPr>
+          <w:cantSplit/>
+        </w:trPr>
         <w:tc>
           <w:tcPr>
             <w:tcW w:type="dxa" w:w="1872"/>
@@ -4220,6 +4373,9 @@
         </w:tc>
       </w:tr>
       <w:tr>
+        <w:trPr>
+          <w:cantSplit/>
+        </w:trPr>
         <w:tc>
           <w:tcPr>
             <w:tcW w:type="dxa" w:w="1872"/>
@@ -4266,6 +4422,9 @@
         </w:tc>
       </w:tr>
       <w:tr>
+        <w:trPr>
+          <w:cantSplit/>
+        </w:trPr>
         <w:tc>
           <w:tcPr>
             <w:tcW w:type="dxa" w:w="1872"/>
@@ -4312,6 +4471,9 @@
         </w:tc>
       </w:tr>
       <w:tr>
+        <w:trPr>
+          <w:cantSplit/>
+        </w:trPr>
         <w:tc>
           <w:tcPr>
             <w:tcW w:type="dxa" w:w="1872"/>
@@ -4358,6 +4520,9 @@
         </w:tc>
       </w:tr>
       <w:tr>
+        <w:trPr>
+          <w:cantSplit/>
+        </w:trPr>
         <w:tc>
           <w:tcPr>
             <w:tcW w:type="dxa" w:w="1872"/>
@@ -4404,6 +4569,9 @@
         </w:tc>
       </w:tr>
       <w:tr>
+        <w:trPr>
+          <w:cantSplit/>
+        </w:trPr>
         <w:tc>
           <w:tcPr>
             <w:tcW w:type="dxa" w:w="1872"/>
@@ -4450,6 +4618,9 @@
         </w:tc>
       </w:tr>
       <w:tr>
+        <w:trPr>
+          <w:cantSplit/>
+        </w:trPr>
         <w:tc>
           <w:tcPr>
             <w:tcW w:type="dxa" w:w="1872"/>
@@ -4496,6 +4667,9 @@
         </w:tc>
       </w:tr>
       <w:tr>
+        <w:trPr>
+          <w:cantSplit/>
+        </w:trPr>
         <w:tc>
           <w:tcPr>
             <w:tcW w:type="dxa" w:w="1872"/>
@@ -4542,6 +4716,9 @@
         </w:tc>
       </w:tr>
       <w:tr>
+        <w:trPr>
+          <w:cantSplit/>
+        </w:trPr>
         <w:tc>
           <w:tcPr>
             <w:tcW w:type="dxa" w:w="1872"/>
@@ -4680,6 +4857,9 @@
         </w:tc>
       </w:tr>
       <w:tr>
+        <w:trPr>
+          <w:cantSplit/>
+        </w:trPr>
         <w:tc>
           <w:tcPr>
             <w:tcW w:type="dxa" w:w="1778"/>
@@ -4726,6 +4906,9 @@
         </w:tc>
       </w:tr>
       <w:tr>
+        <w:trPr>
+          <w:cantSplit/>
+        </w:trPr>
         <w:tc>
           <w:tcPr>
             <w:tcW w:type="dxa" w:w="1778"/>
@@ -4772,6 +4955,9 @@
         </w:tc>
       </w:tr>
       <w:tr>
+        <w:trPr>
+          <w:cantSplit/>
+        </w:trPr>
         <w:tc>
           <w:tcPr>
             <w:tcW w:type="dxa" w:w="1778"/>
@@ -4818,6 +5004,9 @@
         </w:tc>
       </w:tr>
       <w:tr>
+        <w:trPr>
+          <w:cantSplit/>
+        </w:trPr>
         <w:tc>
           <w:tcPr>
             <w:tcW w:type="dxa" w:w="1778"/>
@@ -4864,6 +5053,9 @@
         </w:tc>
       </w:tr>
       <w:tr>
+        <w:trPr>
+          <w:cantSplit/>
+        </w:trPr>
         <w:tc>
           <w:tcPr>
             <w:tcW w:type="dxa" w:w="1778"/>
@@ -4910,6 +5102,9 @@
         </w:tc>
       </w:tr>
       <w:tr>
+        <w:trPr>
+          <w:cantSplit/>
+        </w:trPr>
         <w:tc>
           <w:tcPr>
             <w:tcW w:type="dxa" w:w="1778"/>
@@ -4956,6 +5151,9 @@
         </w:tc>
       </w:tr>
       <w:tr>
+        <w:trPr>
+          <w:cantSplit/>
+        </w:trPr>
         <w:tc>
           <w:tcPr>
             <w:tcW w:type="dxa" w:w="1778"/>
@@ -5002,6 +5200,9 @@
         </w:tc>
       </w:tr>
       <w:tr>
+        <w:trPr>
+          <w:cantSplit/>
+        </w:trPr>
         <w:tc>
           <w:tcPr>
             <w:tcW w:type="dxa" w:w="1778"/>
@@ -5048,6 +5249,9 @@
         </w:tc>
       </w:tr>
       <w:tr>
+        <w:trPr>
+          <w:cantSplit/>
+        </w:trPr>
         <w:tc>
           <w:tcPr>
             <w:tcW w:type="dxa" w:w="1778"/>
@@ -5176,6 +5380,9 @@
         </w:tc>
       </w:tr>
       <w:tr>
+        <w:trPr>
+          <w:cantSplit/>
+        </w:trPr>
         <w:tc>
           <w:tcPr>
             <w:tcW w:type="dxa" w:w="4118"/>
@@ -5211,6 +5418,9 @@
         </w:tc>
       </w:tr>
       <w:tr>
+        <w:trPr>
+          <w:cantSplit/>
+        </w:trPr>
         <w:tc>
           <w:tcPr>
             <w:tcW w:type="dxa" w:w="4118"/>
@@ -5246,6 +5456,9 @@
         </w:tc>
       </w:tr>
       <w:tr>
+        <w:trPr>
+          <w:cantSplit/>
+        </w:trPr>
         <w:tc>
           <w:tcPr>
             <w:tcW w:type="dxa" w:w="4118"/>
@@ -5281,6 +5494,9 @@
         </w:tc>
       </w:tr>
       <w:tr>
+        <w:trPr>
+          <w:cantSplit/>
+        </w:trPr>
         <w:tc>
           <w:tcPr>
             <w:tcW w:type="dxa" w:w="4118"/>
@@ -5316,6 +5532,9 @@
         </w:tc>
       </w:tr>
       <w:tr>
+        <w:trPr>
+          <w:cantSplit/>
+        </w:trPr>
         <w:tc>
           <w:tcPr>
             <w:tcW w:type="dxa" w:w="4118"/>
@@ -5351,6 +5570,9 @@
         </w:tc>
       </w:tr>
       <w:tr>
+        <w:trPr>
+          <w:cantSplit/>
+        </w:trPr>
         <w:tc>
           <w:tcPr>
             <w:tcW w:type="dxa" w:w="4118"/>
@@ -5386,6 +5608,9 @@
         </w:tc>
       </w:tr>
       <w:tr>
+        <w:trPr>
+          <w:cantSplit/>
+        </w:trPr>
         <w:tc>
           <w:tcPr>
             <w:tcW w:type="dxa" w:w="4118"/>
@@ -5421,6 +5646,9 @@
         </w:tc>
       </w:tr>
       <w:tr>
+        <w:trPr>
+          <w:cantSplit/>
+        </w:trPr>
         <w:tc>
           <w:tcPr>
             <w:tcW w:type="dxa" w:w="4118"/>
@@ -5456,6 +5684,9 @@
         </w:tc>
       </w:tr>
       <w:tr>
+        <w:trPr>
+          <w:cantSplit/>
+        </w:trPr>
         <w:tc>
           <w:tcPr>
             <w:tcW w:type="dxa" w:w="4118"/>
@@ -5491,6 +5722,9 @@
         </w:tc>
       </w:tr>
       <w:tr>
+        <w:trPr>
+          <w:cantSplit/>
+        </w:trPr>
         <w:tc>
           <w:tcPr>
             <w:tcW w:type="dxa" w:w="4118"/>
@@ -5526,6 +5760,9 @@
         </w:tc>
       </w:tr>
       <w:tr>
+        <w:trPr>
+          <w:cantSplit/>
+        </w:trPr>
         <w:tc>
           <w:tcPr>
             <w:tcW w:type="dxa" w:w="4118"/>
@@ -5561,6 +5798,9 @@
         </w:tc>
       </w:tr>
       <w:tr>
+        <w:trPr>
+          <w:cantSplit/>
+        </w:trPr>
         <w:tc>
           <w:tcPr>
             <w:tcW w:type="dxa" w:w="4118"/>
